--- a/IT_hodiny/podklady_namety_pygame_skolenie.docx
+++ b/IT_hodiny/podklady_namety_pygame_skolenie.docx
@@ -86,7 +86,7 @@
     <w:p>
       <w:r>
         <w:pict w14:anchorId="7C647C3A">
-          <v:rect id="_x0000_i1050" style="width:0;height:1.5pt" o:hralign="center" o:hrstd="t" o:hr="t" fillcolor="#a0a0a0" stroked="f"/>
+          <v:rect id="_x0000_i1025" style="width:0;height:1.5pt" o:hralign="center" o:hrstd="t" o:hr="t" fillcolor="#a0a0a0" stroked="f"/>
         </w:pict>
       </w:r>
     </w:p>
@@ -192,7 +192,7 @@
     <w:p>
       <w:r>
         <w:pict w14:anchorId="35FEA658">
-          <v:rect id="_x0000_i1051" style="width:0;height:1.5pt" o:hralign="center" o:hrstd="t" o:hr="t" fillcolor="#a0a0a0" stroked="f"/>
+          <v:rect id="_x0000_i1026" style="width:0;height:1.5pt" o:hralign="center" o:hrstd="t" o:hr="t" fillcolor="#a0a0a0" stroked="f"/>
         </w:pict>
       </w:r>
     </w:p>
@@ -249,19 +249,7 @@
           <w:rPr>
             <w:rStyle w:val="Hyperlink"/>
           </w:rPr>
-          <w:t>Smaug175/P</w:t>
-        </w:r>
-        <w:r>
-          <w:rPr>
-            <w:rStyle w:val="Hyperlink"/>
-          </w:rPr>
-          <w:t>y</w:t>
-        </w:r>
-        <w:r>
-          <w:rPr>
-            <w:rStyle w:val="Hyperlink"/>
-          </w:rPr>
-          <w:t>game_learning</w:t>
+          <w:t>Smaug175/Pygame_learning</w:t>
         </w:r>
       </w:hyperlink>
       <w:r>
@@ -318,29 +306,2501 @@
           <w:rPr>
             <w:rStyle w:val="Hyperlink"/>
           </w:rPr>
-          <w:t>Great Learni</w:t>
+          <w:t>Great Learning’s free Pygame course</w:t>
         </w:r>
+      </w:hyperlink>
+      <w:r>
+        <w:t xml:space="preserve"> provide certification and gamified learning.</w:t>
+      </w:r>
+    </w:p>
+    <w:p>
+      <w:r>
+        <w:pict w14:anchorId="05405FC1">
+          <v:rect id="_x0000_i1027" style="width:0;height:1.5pt" o:hralign="center" o:hrstd="t" o:hr="t" fillcolor="#a0a0a0" stroked="f"/>
+        </w:pict>
+      </w:r>
+    </w:p>
+    <w:p>
+      <w:pPr>
+        <w:rPr>
+          <w:b/>
+          <w:bCs/>
+        </w:rPr>
+      </w:pPr>
+      <w:r>
+        <w:rPr>
+          <w:b/>
+          <w:bCs/>
+        </w:rPr>
+        <w:t>Suggested Path for You</w:t>
+      </w:r>
+    </w:p>
+    <w:p>
+      <w:r>
+        <w:t>Since you’re already strong in Python and automation, I’d recommend:</w:t>
+      </w:r>
+    </w:p>
+    <w:p>
+      <w:pPr>
+        <w:numPr>
+          <w:ilvl w:val="0"/>
+          <w:numId w:val="4"/>
+        </w:numPr>
+        <w:spacing w:after="0" w:line="240" w:lineRule="auto"/>
+      </w:pPr>
+      <w:r>
+        <w:rPr>
+          <w:b/>
+          <w:bCs/>
+        </w:rPr>
+        <w:t>Start with GeeksforGeeks</w:t>
+      </w:r>
+      <w:r>
+        <w:t xml:space="preserve"> for fundamentals.</w:t>
+      </w:r>
+    </w:p>
+    <w:p>
+      <w:pPr>
+        <w:numPr>
+          <w:ilvl w:val="0"/>
+          <w:numId w:val="4"/>
+        </w:numPr>
+        <w:spacing w:after="0" w:line="240" w:lineRule="auto"/>
+      </w:pPr>
+      <w:r>
+        <w:rPr>
+          <w:b/>
+          <w:bCs/>
+        </w:rPr>
+        <w:t>Follow “Ultimate Introduction to Pygame” on YouTube</w:t>
+      </w:r>
+      <w:r>
+        <w:t xml:space="preserve"> for a hands-on walkthrough.</w:t>
+      </w:r>
+    </w:p>
+    <w:p>
+      <w:pPr>
+        <w:spacing w:after="0" w:line="240" w:lineRule="auto"/>
+      </w:pPr>
+    </w:p>
+    <w:p>
+      <w:pPr>
+        <w:numPr>
+          <w:ilvl w:val="0"/>
+          <w:numId w:val="4"/>
+        </w:numPr>
+        <w:spacing w:after="0" w:line="240" w:lineRule="auto"/>
+      </w:pPr>
+      <w:r>
+        <w:rPr>
+          <w:b/>
+          <w:bCs/>
+        </w:rPr>
+        <w:t>Pick one GitHub repo</w:t>
+      </w:r>
+      <w:r>
+        <w:t xml:space="preserve"> (like tlcDataScience’s) and adapt it to your own modular workflow.</w:t>
+      </w:r>
+    </w:p>
+    <w:p>
+      <w:pPr>
+        <w:numPr>
+          <w:ilvl w:val="0"/>
+          <w:numId w:val="4"/>
+        </w:numPr>
+        <w:spacing w:after="0" w:line="240" w:lineRule="auto"/>
+      </w:pPr>
+      <w:r>
+        <w:rPr>
+          <w:b/>
+          <w:bCs/>
+        </w:rPr>
+        <w:lastRenderedPageBreak/>
+        <w:t>Enroll in Cambridge Open Academy’s course</w:t>
+      </w:r>
+      <w:r>
+        <w:t xml:space="preserve"> if you want structured progression and certification.</w:t>
+      </w:r>
+    </w:p>
+    <w:p>
+      <w:r>
+        <w:t xml:space="preserve">Would you like me to map out a </w:t>
+      </w:r>
+      <w:r>
+        <w:rPr>
+          <w:b/>
+          <w:bCs/>
+        </w:rPr>
+        <w:t>step-by-step learning roadmap</w:t>
+      </w:r>
+      <w:r>
+        <w:t xml:space="preserve"> (beginner → intermediate → advanced) tailored to your scripting background?</w:t>
+      </w:r>
+    </w:p>
+    <w:p/>
+    <w:p>
+      <w:r>
+        <w:t>Absolutely Tibor — that would be a great way to make your Pygame learning structured and efficient. Since you already have strong scripting skills (AutoHotkey, PowerShell, Python), we can design a roadmap that leverages your automation mindset and modular workflow style. Here’s how I’d break it down:</w:t>
+      </w:r>
+    </w:p>
+    <w:p>
+      <w:r>
+        <w:pict w14:anchorId="639F7487">
+          <v:rect id="_x0000_i1064" style="width:0;height:1.5pt" o:hralign="center" o:hrstd="t" o:hr="t" fillcolor="#a0a0a0" stroked="f"/>
+        </w:pict>
+      </w:r>
+    </w:p>
+    <w:p>
+      <w:pPr>
+        <w:rPr>
+          <w:b/>
+          <w:bCs/>
+        </w:rPr>
+      </w:pPr>
+      <w:r>
+        <w:rPr>
+          <w:rFonts w:ascii="Segoe UI Emoji" w:hAnsi="Segoe UI Emoji" w:cs="Segoe UI Emoji"/>
+          <w:b/>
+          <w:bCs/>
+        </w:rPr>
+        <w:t>🎮</w:t>
+      </w:r>
+      <w:r>
+        <w:rPr>
+          <w:b/>
+          <w:bCs/>
+        </w:rPr>
+        <w:t xml:space="preserve"> Step-by-Step Pygame Roadmap</w:t>
+      </w:r>
+    </w:p>
+    <w:p>
+      <w:pPr>
+        <w:rPr>
+          <w:b/>
+          <w:bCs/>
+        </w:rPr>
+      </w:pPr>
+      <w:r>
+        <w:rPr>
+          <w:b/>
+          <w:bCs/>
+        </w:rPr>
+        <w:t>Beginner (Foundations &amp; Quick Wins)</w:t>
+      </w:r>
+    </w:p>
+    <w:p>
+      <w:pPr>
+        <w:numPr>
+          <w:ilvl w:val="0"/>
+          <w:numId w:val="5"/>
+        </w:numPr>
+      </w:pPr>
+      <w:r>
+        <w:rPr>
+          <w:b/>
+          <w:bCs/>
+        </w:rPr>
+        <w:t>Setup &amp; Basics</w:t>
+      </w:r>
+      <w:r>
+        <w:t xml:space="preserve"> </w:t>
+      </w:r>
+    </w:p>
+    <w:p>
+      <w:pPr>
+        <w:numPr>
+          <w:ilvl w:val="1"/>
+          <w:numId w:val="5"/>
+        </w:numPr>
+      </w:pPr>
+      <w:r>
+        <w:t>Install Python + Pygame, test with a simple “Hello Window.”</w:t>
+      </w:r>
+    </w:p>
+    <w:p>
+      <w:pPr>
+        <w:numPr>
+          <w:ilvl w:val="1"/>
+          <w:numId w:val="5"/>
+        </w:numPr>
+      </w:pPr>
+      <w:r>
+        <w:t xml:space="preserve">Learn the </w:t>
+      </w:r>
+      <w:r>
+        <w:rPr>
+          <w:b/>
+          <w:bCs/>
+        </w:rPr>
+        <w:t>game loop</w:t>
+      </w:r>
+      <w:r>
+        <w:t xml:space="preserve"> (event handling, updating, rendering).</w:t>
+      </w:r>
+    </w:p>
+    <w:p>
+      <w:pPr>
+        <w:numPr>
+          <w:ilvl w:val="0"/>
+          <w:numId w:val="5"/>
+        </w:numPr>
+      </w:pPr>
+      <w:r>
+        <w:rPr>
+          <w:b/>
+          <w:bCs/>
+        </w:rPr>
+        <w:t>Core Concepts</w:t>
+      </w:r>
+      <w:r>
+        <w:t xml:space="preserve"> </w:t>
+      </w:r>
+    </w:p>
+    <w:p>
+      <w:pPr>
+        <w:numPr>
+          <w:ilvl w:val="1"/>
+          <w:numId w:val="5"/>
+        </w:numPr>
+      </w:pPr>
+      <w:r>
+        <w:t>Surfaces, Rect objects, blitting images.</w:t>
+      </w:r>
+    </w:p>
+    <w:p>
+      <w:pPr>
+        <w:numPr>
+          <w:ilvl w:val="1"/>
+          <w:numId w:val="5"/>
+        </w:numPr>
+      </w:pPr>
+      <w:r>
+        <w:t>Keyboard/mouse input handling.</w:t>
+      </w:r>
+    </w:p>
+    <w:p>
+      <w:pPr>
+        <w:numPr>
+          <w:ilvl w:val="0"/>
+          <w:numId w:val="5"/>
+        </w:numPr>
+      </w:pPr>
+      <w:r>
+        <w:rPr>
+          <w:b/>
+          <w:bCs/>
+        </w:rPr>
+        <w:t>Mini Projects</w:t>
+      </w:r>
+      <w:r>
+        <w:t xml:space="preserve"> </w:t>
+      </w:r>
+    </w:p>
+    <w:p>
+      <w:pPr>
+        <w:numPr>
+          <w:ilvl w:val="1"/>
+          <w:numId w:val="5"/>
+        </w:numPr>
+      </w:pPr>
+      <w:r>
+        <w:t xml:space="preserve">Build a </w:t>
+      </w:r>
+      <w:r>
+        <w:rPr>
+          <w:b/>
+          <w:bCs/>
+        </w:rPr>
+        <w:t>Snake clone</w:t>
+      </w:r>
+      <w:r>
+        <w:t xml:space="preserve"> or </w:t>
+      </w:r>
+      <w:r>
+        <w:rPr>
+          <w:b/>
+          <w:bCs/>
+        </w:rPr>
+        <w:t>Pong</w:t>
+      </w:r>
+      <w:r>
+        <w:t xml:space="preserve"> — perfect for practicing loops and collision detection.</w:t>
+      </w:r>
+    </w:p>
+    <w:p>
+      <w:pPr>
+        <w:numPr>
+          <w:ilvl w:val="0"/>
+          <w:numId w:val="5"/>
+        </w:numPr>
+      </w:pPr>
+      <w:r>
+        <w:rPr>
+          <w:b/>
+          <w:bCs/>
+        </w:rPr>
+        <w:t>Portal Fit:</w:t>
+      </w:r>
+      <w:r>
+        <w:t xml:space="preserve"> GeeksforGeeks tutorials + Great Learning’s certificate course.</w:t>
+      </w:r>
+    </w:p>
+    <w:p>
+      <w:r>
+        <w:pict w14:anchorId="77463FB3">
+          <v:rect id="_x0000_i1065" style="width:0;height:1.5pt" o:hralign="center" o:hrstd="t" o:hr="t" fillcolor="#a0a0a0" stroked="f"/>
+        </w:pict>
+      </w:r>
+    </w:p>
+    <w:p>
+      <w:pPr>
+        <w:rPr>
+          <w:b/>
+          <w:bCs/>
+        </w:rPr>
+      </w:pPr>
+      <w:r>
+        <w:rPr>
+          <w:b/>
+          <w:bCs/>
+        </w:rPr>
+        <w:t>Intermediate (Structure &amp; Modularity)</w:t>
+      </w:r>
+    </w:p>
+    <w:p>
+      <w:pPr>
+        <w:numPr>
+          <w:ilvl w:val="0"/>
+          <w:numId w:val="6"/>
+        </w:numPr>
+      </w:pPr>
+      <w:r>
+        <w:rPr>
+          <w:b/>
+          <w:bCs/>
+        </w:rPr>
+        <w:t>Object-Oriented Game Design</w:t>
+      </w:r>
+      <w:r>
+        <w:t xml:space="preserve"> </w:t>
+      </w:r>
+    </w:p>
+    <w:p>
+      <w:pPr>
+        <w:numPr>
+          <w:ilvl w:val="1"/>
+          <w:numId w:val="6"/>
+        </w:numPr>
+      </w:pPr>
+      <w:r>
+        <w:t>Create classes for Player, Enemy, Bullet, etc.</w:t>
+      </w:r>
+    </w:p>
+    <w:p>
+      <w:pPr>
+        <w:numPr>
+          <w:ilvl w:val="1"/>
+          <w:numId w:val="6"/>
+        </w:numPr>
+      </w:pPr>
+      <w:r>
+        <w:t>Use modular scripts to separate logic (fits your workflow style).</w:t>
+      </w:r>
+    </w:p>
+    <w:p>
+      <w:pPr>
+        <w:numPr>
+          <w:ilvl w:val="0"/>
+          <w:numId w:val="6"/>
+        </w:numPr>
+      </w:pPr>
+      <w:r>
+        <w:rPr>
+          <w:b/>
+          <w:bCs/>
+        </w:rPr>
+        <w:t>Sprites &amp; Groups</w:t>
+      </w:r>
+      <w:r>
+        <w:t xml:space="preserve"> </w:t>
+      </w:r>
+    </w:p>
+    <w:p>
+      <w:pPr>
+        <w:numPr>
+          <w:ilvl w:val="1"/>
+          <w:numId w:val="6"/>
+        </w:numPr>
+      </w:pPr>
+      <w:r>
+        <w:t>Learn sprite groups for efficient updates and collision checks.</w:t>
+      </w:r>
+    </w:p>
+    <w:p>
+      <w:pPr>
+        <w:numPr>
+          <w:ilvl w:val="0"/>
+          <w:numId w:val="6"/>
+        </w:numPr>
+      </w:pPr>
+      <w:r>
+        <w:rPr>
+          <w:b/>
+          <w:bCs/>
+        </w:rPr>
+        <w:t>Enhancements</w:t>
+      </w:r>
+      <w:r>
+        <w:t xml:space="preserve"> </w:t>
+      </w:r>
+    </w:p>
+    <w:p>
+      <w:pPr>
+        <w:numPr>
+          <w:ilvl w:val="1"/>
+          <w:numId w:val="6"/>
+        </w:numPr>
+      </w:pPr>
+      <w:r>
+        <w:t>Add sound effects, background music, and animations.</w:t>
+      </w:r>
+    </w:p>
+    <w:p>
+      <w:pPr>
+        <w:numPr>
+          <w:ilvl w:val="1"/>
+          <w:numId w:val="6"/>
+        </w:numPr>
+      </w:pPr>
+      <w:r>
+        <w:t>Implement scoring, levels, and menus.</w:t>
+      </w:r>
+    </w:p>
+    <w:p>
+      <w:pPr>
+        <w:numPr>
+          <w:ilvl w:val="0"/>
+          <w:numId w:val="6"/>
+        </w:numPr>
+      </w:pPr>
+      <w:r>
+        <w:rPr>
+          <w:b/>
+          <w:bCs/>
+        </w:rPr>
+        <w:t>Mini Projects</w:t>
+      </w:r>
+      <w:r>
+        <w:t xml:space="preserve"> </w:t>
+      </w:r>
+    </w:p>
+    <w:p>
+      <w:pPr>
+        <w:numPr>
+          <w:ilvl w:val="1"/>
+          <w:numId w:val="6"/>
+        </w:numPr>
+      </w:pPr>
+      <w:r>
+        <w:lastRenderedPageBreak/>
+        <w:t>Space Invaders clone or Breakout with power-ups.</w:t>
+      </w:r>
+    </w:p>
+    <w:p>
+      <w:pPr>
+        <w:numPr>
+          <w:ilvl w:val="0"/>
+          <w:numId w:val="6"/>
+        </w:numPr>
+      </w:pPr>
+      <w:r>
+        <w:rPr>
+          <w:b/>
+          <w:bCs/>
+        </w:rPr>
+        <w:t>Portal Fit:</w:t>
+      </w:r>
+      <w:r>
+        <w:t xml:space="preserve"> Class Central curated Udemy/freeCodeCamp courses.</w:t>
+      </w:r>
+    </w:p>
+    <w:p>
+      <w:r>
+        <w:pict w14:anchorId="5D06A778">
+          <v:rect id="_x0000_i1066" style="width:0;height:1.5pt" o:hralign="center" o:hrstd="t" o:hr="t" fillcolor="#a0a0a0" stroked="f"/>
+        </w:pict>
+      </w:r>
+    </w:p>
+    <w:p>
+      <w:pPr>
+        <w:rPr>
+          <w:b/>
+          <w:bCs/>
+        </w:rPr>
+      </w:pPr>
+      <w:r>
+        <w:rPr>
+          <w:b/>
+          <w:bCs/>
+        </w:rPr>
+        <w:t>Advanced (Scalability &amp; Customization)</w:t>
+      </w:r>
+    </w:p>
+    <w:p>
+      <w:pPr>
+        <w:numPr>
+          <w:ilvl w:val="0"/>
+          <w:numId w:val="7"/>
+        </w:numPr>
+      </w:pPr>
+      <w:r>
+        <w:rPr>
+          <w:b/>
+          <w:bCs/>
+        </w:rPr>
+        <w:t>Performance &amp; Optimization</w:t>
+      </w:r>
+      <w:r>
+        <w:t xml:space="preserve"> </w:t>
+      </w:r>
+    </w:p>
+    <w:p>
+      <w:pPr>
+        <w:numPr>
+          <w:ilvl w:val="1"/>
+          <w:numId w:val="7"/>
+        </w:numPr>
+      </w:pPr>
+      <w:r>
+        <w:t>Frame rate control, event queue management.</w:t>
+      </w:r>
+    </w:p>
+    <w:p>
+      <w:pPr>
+        <w:numPr>
+          <w:ilvl w:val="1"/>
+          <w:numId w:val="7"/>
+        </w:numPr>
+      </w:pPr>
+      <w:r>
+        <w:t>Efficient asset loading and memory handling.</w:t>
+      </w:r>
+    </w:p>
+    <w:p>
+      <w:pPr>
+        <w:numPr>
+          <w:ilvl w:val="0"/>
+          <w:numId w:val="7"/>
+        </w:numPr>
+      </w:pPr>
+      <w:r>
+        <w:rPr>
+          <w:b/>
+          <w:bCs/>
+        </w:rPr>
+        <w:t>Advanced Features</w:t>
+      </w:r>
+      <w:r>
+        <w:t xml:space="preserve"> </w:t>
+      </w:r>
+    </w:p>
+    <w:p>
+      <w:pPr>
+        <w:numPr>
+          <w:ilvl w:val="1"/>
+          <w:numId w:val="7"/>
+        </w:numPr>
+      </w:pPr>
+      <w:r>
+        <w:t>Tile maps, scrolling backgrounds, parallax effects.</w:t>
+      </w:r>
+    </w:p>
+    <w:p>
+      <w:pPr>
+        <w:numPr>
+          <w:ilvl w:val="1"/>
+          <w:numId w:val="7"/>
+        </w:numPr>
+      </w:pPr>
+      <w:r>
+        <w:t>Networking basics for multiplayer.</w:t>
+      </w:r>
+    </w:p>
+    <w:p>
+      <w:pPr>
+        <w:numPr>
+          <w:ilvl w:val="0"/>
+          <w:numId w:val="7"/>
+        </w:numPr>
+      </w:pPr>
+      <w:r>
+        <w:rPr>
+          <w:b/>
+          <w:bCs/>
+        </w:rPr>
+        <w:t>Integration</w:t>
+      </w:r>
+      <w:r>
+        <w:t xml:space="preserve"> </w:t>
+      </w:r>
+    </w:p>
+    <w:p>
+      <w:pPr>
+        <w:numPr>
+          <w:ilvl w:val="1"/>
+          <w:numId w:val="7"/>
+        </w:numPr>
+      </w:pPr>
+      <w:r>
+        <w:t>Combine with external libraries (NumPy for math, Pillow for image manipulation).</w:t>
+      </w:r>
+    </w:p>
+    <w:p>
+      <w:pPr>
+        <w:numPr>
+          <w:ilvl w:val="1"/>
+          <w:numId w:val="7"/>
+        </w:numPr>
+      </w:pPr>
+      <w:r>
+        <w:t xml:space="preserve">Explore </w:t>
+      </w:r>
+      <w:r>
+        <w:rPr>
+          <w:b/>
+          <w:bCs/>
+        </w:rPr>
+        <w:t>Pygame Zero</w:t>
+      </w:r>
+      <w:r>
+        <w:t xml:space="preserve"> for educational adaptation.</w:t>
+      </w:r>
+    </w:p>
+    <w:p>
+      <w:pPr>
+        <w:numPr>
+          <w:ilvl w:val="0"/>
+          <w:numId w:val="7"/>
+        </w:numPr>
+      </w:pPr>
+      <w:r>
+        <w:rPr>
+          <w:b/>
+          <w:bCs/>
+        </w:rPr>
+        <w:t>Capstone Project</w:t>
+      </w:r>
+      <w:r>
+        <w:t xml:space="preserve"> </w:t>
+      </w:r>
+    </w:p>
+    <w:p>
+      <w:pPr>
+        <w:numPr>
+          <w:ilvl w:val="1"/>
+          <w:numId w:val="7"/>
+        </w:numPr>
+      </w:pPr>
+      <w:r>
+        <w:t xml:space="preserve">Design a </w:t>
+      </w:r>
+      <w:r>
+        <w:rPr>
+          <w:b/>
+          <w:bCs/>
+        </w:rPr>
+        <w:t>modular game engine template</w:t>
+      </w:r>
+      <w:r>
+        <w:t xml:space="preserve"> you can reuse for multiple projects.</w:t>
+      </w:r>
+    </w:p>
+    <w:p>
+      <w:pPr>
+        <w:numPr>
+          <w:ilvl w:val="0"/>
+          <w:numId w:val="7"/>
+        </w:numPr>
+      </w:pPr>
+      <w:r>
+        <w:rPr>
+          <w:b/>
+          <w:bCs/>
+        </w:rPr>
+        <w:t>Portal Fit:</w:t>
+      </w:r>
+      <w:r>
+        <w:t xml:space="preserve"> Deep-dive Udemy projects + GitHub repos for open-source adaptation.</w:t>
+      </w:r>
+    </w:p>
+    <w:p>
+      <w:r>
+        <w:pict w14:anchorId="635380BB">
+          <v:rect id="_x0000_i1067" style="width:0;height:1.5pt" o:hralign="center" o:hrstd="t" o:hr="t" fillcolor="#a0a0a0" stroked="f"/>
+        </w:pict>
+      </w:r>
+    </w:p>
+    <w:p>
+      <w:pPr>
+        <w:rPr>
+          <w:b/>
+          <w:bCs/>
+        </w:rPr>
+      </w:pPr>
+      <w:r>
+        <w:rPr>
+          <w:rFonts w:ascii="Segoe UI Emoji" w:hAnsi="Segoe UI Emoji" w:cs="Segoe UI Emoji"/>
+          <w:b/>
+          <w:bCs/>
+        </w:rPr>
+        <w:t>📊</w:t>
+      </w:r>
+      <w:r>
+        <w:rPr>
+          <w:b/>
+          <w:bCs/>
+        </w:rPr>
+        <w:t xml:space="preserve"> Roadmap Summary</w:t>
+      </w:r>
+    </w:p>
+    <w:tbl>
+      <w:tblPr>
+        <w:tblW w:w="0" w:type="auto"/>
+        <w:tblCellSpacing w:w="15" w:type="dxa"/>
+        <w:tblCellMar>
+          <w:top w:w="15" w:type="dxa"/>
+          <w:left w:w="15" w:type="dxa"/>
+          <w:bottom w:w="15" w:type="dxa"/>
+          <w:right w:w="15" w:type="dxa"/>
+        </w:tblCellMar>
+        <w:tblLook w:val="04A0" w:firstRow="1" w:lastRow="0" w:firstColumn="1" w:lastColumn="0" w:noHBand="0" w:noVBand="1"/>
+      </w:tblPr>
+      <w:tblGrid>
+        <w:gridCol w:w="1294"/>
+        <w:gridCol w:w="3176"/>
+        <w:gridCol w:w="1698"/>
+        <w:gridCol w:w="2858"/>
+      </w:tblGrid>
+      <w:tr>
+        <w:trPr>
+          <w:tblHeader/>
+          <w:tblCellSpacing w:w="15" w:type="dxa"/>
+        </w:trPr>
+        <w:tc>
+          <w:tcPr>
+            <w:tcW w:w="0" w:type="auto"/>
+            <w:vAlign w:val="center"/>
+            <w:hideMark/>
+          </w:tcPr>
+          <w:p>
+            <w:pPr>
+              <w:rPr>
+                <w:b/>
+                <w:bCs/>
+              </w:rPr>
+            </w:pPr>
+            <w:r>
+              <w:rPr>
+                <w:b/>
+                <w:bCs/>
+              </w:rPr>
+              <w:t>Stage</w:t>
+            </w:r>
+          </w:p>
+        </w:tc>
+        <w:tc>
+          <w:tcPr>
+            <w:tcW w:w="0" w:type="auto"/>
+            <w:vAlign w:val="center"/>
+            <w:hideMark/>
+          </w:tcPr>
+          <w:p>
+            <w:pPr>
+              <w:rPr>
+                <w:b/>
+                <w:bCs/>
+              </w:rPr>
+            </w:pPr>
+            <w:r>
+              <w:rPr>
+                <w:b/>
+                <w:bCs/>
+              </w:rPr>
+              <w:t>Focus Areas</w:t>
+            </w:r>
+          </w:p>
+        </w:tc>
+        <w:tc>
+          <w:tcPr>
+            <w:tcW w:w="0" w:type="auto"/>
+            <w:vAlign w:val="center"/>
+            <w:hideMark/>
+          </w:tcPr>
+          <w:p>
+            <w:pPr>
+              <w:rPr>
+                <w:b/>
+                <w:bCs/>
+              </w:rPr>
+            </w:pPr>
+            <w:r>
+              <w:rPr>
+                <w:b/>
+                <w:bCs/>
+              </w:rPr>
+              <w:t>Example Projects</w:t>
+            </w:r>
+          </w:p>
+        </w:tc>
+        <w:tc>
+          <w:tcPr>
+            <w:tcW w:w="0" w:type="auto"/>
+            <w:vAlign w:val="center"/>
+            <w:hideMark/>
+          </w:tcPr>
+          <w:p>
+            <w:pPr>
+              <w:rPr>
+                <w:b/>
+                <w:bCs/>
+              </w:rPr>
+            </w:pPr>
+            <w:r>
+              <w:rPr>
+                <w:b/>
+                <w:bCs/>
+              </w:rPr>
+              <w:t>Best Portal</w:t>
+            </w:r>
+          </w:p>
+        </w:tc>
+      </w:tr>
+      <w:tr>
+        <w:trPr>
+          <w:tblCellSpacing w:w="15" w:type="dxa"/>
+        </w:trPr>
+        <w:tc>
+          <w:tcPr>
+            <w:tcW w:w="0" w:type="auto"/>
+            <w:vAlign w:val="center"/>
+            <w:hideMark/>
+          </w:tcPr>
+          <w:p>
+            <w:r>
+              <w:t>Beginner</w:t>
+            </w:r>
+          </w:p>
+        </w:tc>
+        <w:tc>
+          <w:tcPr>
+            <w:tcW w:w="0" w:type="auto"/>
+            <w:vAlign w:val="center"/>
+            <w:hideMark/>
+          </w:tcPr>
+          <w:p>
+            <w:r>
+              <w:t>Game loop, input, surfaces</w:t>
+            </w:r>
+          </w:p>
+        </w:tc>
+        <w:tc>
+          <w:tcPr>
+            <w:tcW w:w="0" w:type="auto"/>
+            <w:vAlign w:val="center"/>
+            <w:hideMark/>
+          </w:tcPr>
+          <w:p>
+            <w:r>
+              <w:t>Snake, Pong</w:t>
+            </w:r>
+          </w:p>
+        </w:tc>
+        <w:tc>
+          <w:tcPr>
+            <w:tcW w:w="0" w:type="auto"/>
+            <w:vAlign w:val="center"/>
+            <w:hideMark/>
+          </w:tcPr>
+          <w:p>
+            <w:r>
+              <w:t>GeeksforGeeks, Great Learning</w:t>
+            </w:r>
+          </w:p>
+        </w:tc>
+      </w:tr>
+      <w:tr>
+        <w:trPr>
+          <w:tblCellSpacing w:w="15" w:type="dxa"/>
+        </w:trPr>
+        <w:tc>
+          <w:tcPr>
+            <w:tcW w:w="0" w:type="auto"/>
+            <w:vAlign w:val="center"/>
+            <w:hideMark/>
+          </w:tcPr>
+          <w:p>
+            <w:r>
+              <w:t>Intermediate</w:t>
+            </w:r>
+          </w:p>
+        </w:tc>
+        <w:tc>
+          <w:tcPr>
+            <w:tcW w:w="0" w:type="auto"/>
+            <w:vAlign w:val="center"/>
+            <w:hideMark/>
+          </w:tcPr>
+          <w:p>
+            <w:r>
+              <w:t>OOP, sprites, sound, menus</w:t>
+            </w:r>
+          </w:p>
+        </w:tc>
+        <w:tc>
+          <w:tcPr>
+            <w:tcW w:w="0" w:type="auto"/>
+            <w:vAlign w:val="center"/>
+            <w:hideMark/>
+          </w:tcPr>
+          <w:p>
+            <w:r>
+              <w:t>Space Invaders</w:t>
+            </w:r>
+          </w:p>
+        </w:tc>
+        <w:tc>
+          <w:tcPr>
+            <w:tcW w:w="0" w:type="auto"/>
+            <w:vAlign w:val="center"/>
+            <w:hideMark/>
+          </w:tcPr>
+          <w:p>
+            <w:r>
+              <w:t>Class Central</w:t>
+            </w:r>
+          </w:p>
+        </w:tc>
+      </w:tr>
+      <w:tr>
+        <w:trPr>
+          <w:tblCellSpacing w:w="15" w:type="dxa"/>
+        </w:trPr>
+        <w:tc>
+          <w:tcPr>
+            <w:tcW w:w="0" w:type="auto"/>
+            <w:vAlign w:val="center"/>
+            <w:hideMark/>
+          </w:tcPr>
+          <w:p>
+            <w:r>
+              <w:t>Advanced</w:t>
+            </w:r>
+          </w:p>
+        </w:tc>
+        <w:tc>
+          <w:tcPr>
+            <w:tcW w:w="0" w:type="auto"/>
+            <w:vAlign w:val="center"/>
+            <w:hideMark/>
+          </w:tcPr>
+          <w:p>
+            <w:r>
+              <w:t>Optimization, tile maps, networking</w:t>
+            </w:r>
+          </w:p>
+        </w:tc>
+        <w:tc>
+          <w:tcPr>
+            <w:tcW w:w="0" w:type="auto"/>
+            <w:vAlign w:val="center"/>
+            <w:hideMark/>
+          </w:tcPr>
+          <w:p>
+            <w:r>
+              <w:t>Modular engine</w:t>
+            </w:r>
+          </w:p>
+        </w:tc>
+        <w:tc>
+          <w:tcPr>
+            <w:tcW w:w="0" w:type="auto"/>
+            <w:vAlign w:val="center"/>
+            <w:hideMark/>
+          </w:tcPr>
+          <w:p>
+            <w:r>
+              <w:t>Udemy + GitHub</w:t>
+            </w:r>
+          </w:p>
+        </w:tc>
+      </w:tr>
+    </w:tbl>
+    <w:p>
+      <w:r>
+        <w:pict w14:anchorId="157E737B">
+          <v:rect id="_x0000_i1068" style="width:0;height:1.5pt" o:hralign="center" o:hrstd="t" o:hr="t" fillcolor="#a0a0a0" stroked="f"/>
+        </w:pict>
+      </w:r>
+    </w:p>
+    <w:p>
+      <w:pPr>
+        <w:rPr>
+          <w:b/>
+          <w:bCs/>
+        </w:rPr>
+      </w:pPr>
+      <w:r>
+        <w:rPr>
+          <w:rFonts w:ascii="Segoe UI Emoji" w:hAnsi="Segoe UI Emoji" w:cs="Segoe UI Emoji"/>
+          <w:b/>
+          <w:bCs/>
+        </w:rPr>
+        <w:t>🚀</w:t>
+      </w:r>
+      <w:r>
+        <w:rPr>
+          <w:b/>
+          <w:bCs/>
+        </w:rPr>
+        <w:t xml:space="preserve"> Tailored Tip for You</w:t>
+      </w:r>
+    </w:p>
+    <w:p>
+      <w:r>
+        <w:t xml:space="preserve">Because you thrive on </w:t>
+      </w:r>
+      <w:r>
+        <w:rPr>
+          <w:b/>
+          <w:bCs/>
+        </w:rPr>
+        <w:t>modular setups and automation</w:t>
+      </w:r>
+      <w:r>
+        <w:t>, I’d recommend:</w:t>
+      </w:r>
+    </w:p>
+    <w:p>
+      <w:pPr>
+        <w:numPr>
+          <w:ilvl w:val="0"/>
+          <w:numId w:val="8"/>
+        </w:numPr>
+      </w:pPr>
+      <w:r>
+        <w:t xml:space="preserve">Building </w:t>
+      </w:r>
+      <w:r>
+        <w:rPr>
+          <w:b/>
+          <w:bCs/>
+        </w:rPr>
+        <w:t>reusable templates</w:t>
+      </w:r>
+      <w:r>
+        <w:t xml:space="preserve"> (game loop boilerplate, sprite manager).</w:t>
+      </w:r>
+    </w:p>
+    <w:p>
+      <w:pPr>
+        <w:numPr>
+          <w:ilvl w:val="0"/>
+          <w:numId w:val="8"/>
+        </w:numPr>
+      </w:pPr>
+      <w:r>
+        <w:t>Documenting your workflow in scripts (like you do with PowerShell profiles).</w:t>
+      </w:r>
+    </w:p>
+    <w:p>
+      <w:pPr>
+        <w:numPr>
+          <w:ilvl w:val="0"/>
+          <w:numId w:val="8"/>
+        </w:numPr>
+      </w:pPr>
+      <w:r>
+        <w:lastRenderedPageBreak/>
+        <w:t xml:space="preserve">Using GitHub repos to adapt open-source projects into </w:t>
+      </w:r>
+      <w:r>
+        <w:rPr>
+          <w:b/>
+          <w:bCs/>
+        </w:rPr>
+        <w:t>educational modules</w:t>
+      </w:r>
+      <w:r>
+        <w:t xml:space="preserve"> for community benefit.</w:t>
+      </w:r>
+    </w:p>
+    <w:p>
+      <w:r>
+        <w:pict w14:anchorId="2F20FE97">
+          <v:rect id="_x0000_i1069" style="width:0;height:1.5pt" o:hralign="center" o:hrstd="t" o:hr="t" fillcolor="#a0a0a0" stroked="f"/>
+        </w:pict>
+      </w:r>
+    </w:p>
+    <w:p>
+      <w:r>
+        <w:t xml:space="preserve">Would you like me to </w:t>
+      </w:r>
+      <w:r>
+        <w:rPr>
+          <w:b/>
+          <w:bCs/>
+        </w:rPr>
+        <w:t>map this into a timeline</w:t>
+      </w:r>
+      <w:r>
+        <w:t xml:space="preserve"> (e.g., 4 weeks beginner, 6 weeks intermediate, 8 weeks advanced) so you can pace yourself systematically?</w:t>
+      </w:r>
+    </w:p>
+    <w:p>
+      <w:r>
+        <w:t xml:space="preserve">Perfect, Tibor — let’s lay out a </w:t>
+      </w:r>
+      <w:r>
+        <w:rPr>
+          <w:b/>
+          <w:bCs/>
+        </w:rPr>
+        <w:t>systematic timeline</w:t>
+      </w:r>
+      <w:r>
+        <w:t xml:space="preserve"> for your Pygame journey. Since you’re already fluent in scripting and modular setups, we’ll pace it so you can build reusable templates while steadily leveling up.</w:t>
+      </w:r>
+    </w:p>
+    <w:p>
+      <w:r>
+        <w:pict w14:anchorId="4CD68C2A">
+          <v:rect id="_x0000_i1112" style="width:0;height:1.5pt" o:hralign="center" o:hrstd="t" o:hr="t" fillcolor="#a0a0a0" stroked="f"/>
+        </w:pict>
+      </w:r>
+    </w:p>
+    <w:p>
+      <w:pPr>
+        <w:rPr>
+          <w:b/>
+          <w:bCs/>
+        </w:rPr>
+      </w:pPr>
+      <w:r>
+        <w:rPr>
+          <w:rFonts w:ascii="Segoe UI Emoji" w:hAnsi="Segoe UI Emoji" w:cs="Segoe UI Emoji"/>
+          <w:b/>
+          <w:bCs/>
+        </w:rPr>
+        <w:t>📅</w:t>
+      </w:r>
+      <w:r>
+        <w:rPr>
+          <w:b/>
+          <w:bCs/>
+        </w:rPr>
+        <w:t xml:space="preserve"> Pygame Learning Timeline</w:t>
+      </w:r>
+    </w:p>
+    <w:p>
+      <w:pPr>
+        <w:rPr>
+          <w:b/>
+          <w:bCs/>
+        </w:rPr>
+      </w:pPr>
+      <w:r>
+        <w:rPr>
+          <w:b/>
+          <w:bCs/>
+        </w:rPr>
+        <w:t>Weeks 1–4: Beginner Foundations</w:t>
+      </w:r>
+    </w:p>
+    <w:p>
+      <w:pPr>
+        <w:numPr>
+          <w:ilvl w:val="0"/>
+          <w:numId w:val="9"/>
+        </w:numPr>
+      </w:pPr>
+      <w:r>
+        <w:rPr>
+          <w:b/>
+          <w:bCs/>
+        </w:rPr>
+        <w:t>Week 1:</w:t>
+      </w:r>
+      <w:r>
+        <w:t xml:space="preserve"> </w:t>
+      </w:r>
+    </w:p>
+    <w:p>
+      <w:pPr>
+        <w:numPr>
+          <w:ilvl w:val="1"/>
+          <w:numId w:val="9"/>
+        </w:numPr>
+      </w:pPr>
+      <w:r>
+        <w:t>Install Python + Pygame.</w:t>
+      </w:r>
+    </w:p>
+    <w:p>
+      <w:pPr>
+        <w:numPr>
+          <w:ilvl w:val="1"/>
+          <w:numId w:val="9"/>
+        </w:numPr>
+      </w:pPr>
+      <w:r>
+        <w:t>Run a “Hello Window” program.</w:t>
+      </w:r>
+    </w:p>
+    <w:p>
+      <w:pPr>
+        <w:numPr>
+          <w:ilvl w:val="1"/>
+          <w:numId w:val="9"/>
+        </w:numPr>
+      </w:pPr>
+      <w:r>
+        <w:t xml:space="preserve">Learn the </w:t>
+      </w:r>
+      <w:r>
+        <w:rPr>
+          <w:b/>
+          <w:bCs/>
+        </w:rPr>
+        <w:t>game loop</w:t>
+      </w:r>
+      <w:r>
+        <w:t xml:space="preserve"> (event handling, updating, rendering).</w:t>
+      </w:r>
+    </w:p>
+    <w:p>
+      <w:pPr>
+        <w:numPr>
+          <w:ilvl w:val="0"/>
+          <w:numId w:val="9"/>
+        </w:numPr>
+      </w:pPr>
+      <w:r>
+        <w:rPr>
+          <w:b/>
+          <w:bCs/>
+        </w:rPr>
+        <w:t>Week 2:</w:t>
+      </w:r>
+      <w:r>
+        <w:t xml:space="preserve"> </w:t>
+      </w:r>
+    </w:p>
+    <w:p>
+      <w:pPr>
+        <w:numPr>
+          <w:ilvl w:val="1"/>
+          <w:numId w:val="9"/>
+        </w:numPr>
+      </w:pPr>
+      <w:r>
+        <w:t xml:space="preserve">Practice with </w:t>
+      </w:r>
+      <w:r>
+        <w:rPr>
+          <w:b/>
+          <w:bCs/>
+        </w:rPr>
+        <w:t>Surfaces</w:t>
+      </w:r>
+      <w:r>
+        <w:t xml:space="preserve"> and </w:t>
+      </w:r>
+      <w:r>
+        <w:rPr>
+          <w:b/>
+          <w:bCs/>
+        </w:rPr>
+        <w:t>Rect objects</w:t>
+      </w:r>
+      <w:r>
+        <w:t>.</w:t>
+      </w:r>
+    </w:p>
+    <w:p>
+      <w:pPr>
+        <w:numPr>
+          <w:ilvl w:val="1"/>
+          <w:numId w:val="9"/>
+        </w:numPr>
+      </w:pPr>
+      <w:r>
+        <w:t>Handle keyboard and mouse input.</w:t>
+      </w:r>
+    </w:p>
+    <w:p>
+      <w:pPr>
+        <w:numPr>
+          <w:ilvl w:val="0"/>
+          <w:numId w:val="9"/>
+        </w:numPr>
+      </w:pPr>
+      <w:r>
+        <w:rPr>
+          <w:b/>
+          <w:bCs/>
+        </w:rPr>
+        <w:t>Week 3:</w:t>
+      </w:r>
+      <w:r>
+        <w:t xml:space="preserve"> </w:t>
+      </w:r>
+    </w:p>
+    <w:p>
+      <w:pPr>
+        <w:numPr>
+          <w:ilvl w:val="1"/>
+          <w:numId w:val="9"/>
+        </w:numPr>
+      </w:pPr>
+      <w:r>
+        <w:t xml:space="preserve">Build a simple </w:t>
+      </w:r>
+      <w:r>
+        <w:rPr>
+          <w:b/>
+          <w:bCs/>
+        </w:rPr>
+        <w:t>Snake clone</w:t>
+      </w:r>
+      <w:r>
+        <w:t>.</w:t>
+      </w:r>
+    </w:p>
+    <w:p>
+      <w:pPr>
+        <w:numPr>
+          <w:ilvl w:val="1"/>
+          <w:numId w:val="9"/>
+        </w:numPr>
+      </w:pPr>
+      <w:r>
+        <w:t>Focus on collision detection and score tracking.</w:t>
+      </w:r>
+    </w:p>
+    <w:p>
+      <w:pPr>
+        <w:numPr>
+          <w:ilvl w:val="0"/>
+          <w:numId w:val="9"/>
+        </w:numPr>
+      </w:pPr>
+      <w:r>
+        <w:rPr>
+          <w:b/>
+          <w:bCs/>
+        </w:rPr>
+        <w:t>Week 4:</w:t>
+      </w:r>
+      <w:r>
+        <w:t xml:space="preserve"> </w:t>
+      </w:r>
+    </w:p>
+    <w:p>
+      <w:pPr>
+        <w:numPr>
+          <w:ilvl w:val="1"/>
+          <w:numId w:val="9"/>
+        </w:numPr>
+      </w:pPr>
+      <w:r>
+        <w:t>Add sound effects and basic animations.</w:t>
+      </w:r>
+    </w:p>
+    <w:p>
+      <w:pPr>
+        <w:numPr>
+          <w:ilvl w:val="1"/>
+          <w:numId w:val="9"/>
+        </w:numPr>
+      </w:pPr>
+      <w:r>
+        <w:t xml:space="preserve">Wrap up with a </w:t>
+      </w:r>
+      <w:r>
+        <w:rPr>
+          <w:b/>
+          <w:bCs/>
+        </w:rPr>
+        <w:t>Pong game</w:t>
+      </w:r>
+      <w:r>
+        <w:t>.</w:t>
+      </w:r>
+    </w:p>
+    <w:p>
+      <w:r>
+        <w:pict w14:anchorId="5DCBF867">
+          <v:rect id="_x0000_i1113" style="width:0;height:1.5pt" o:hralign="center" o:hrstd="t" o:hr="t" fillcolor="#a0a0a0" stroked="f"/>
+        </w:pict>
+      </w:r>
+    </w:p>
+    <w:p>
+      <w:pPr>
+        <w:rPr>
+          <w:b/>
+          <w:bCs/>
+        </w:rPr>
+      </w:pPr>
+      <w:r>
+        <w:rPr>
+          <w:b/>
+          <w:bCs/>
+        </w:rPr>
+        <w:t>Weeks 5–10: Intermediate Projects</w:t>
+      </w:r>
+    </w:p>
+    <w:p>
+      <w:pPr>
+        <w:numPr>
+          <w:ilvl w:val="0"/>
+          <w:numId w:val="10"/>
+        </w:numPr>
+      </w:pPr>
+      <w:r>
+        <w:rPr>
+          <w:b/>
+          <w:bCs/>
+        </w:rPr>
+        <w:t>Week 5–6:</w:t>
+      </w:r>
+      <w:r>
+        <w:t xml:space="preserve"> </w:t>
+      </w:r>
+    </w:p>
+    <w:p>
+      <w:pPr>
+        <w:numPr>
+          <w:ilvl w:val="1"/>
+          <w:numId w:val="10"/>
+        </w:numPr>
+      </w:pPr>
+      <w:r>
+        <w:t xml:space="preserve">Transition to </w:t>
+      </w:r>
+      <w:r>
+        <w:rPr>
+          <w:b/>
+          <w:bCs/>
+        </w:rPr>
+        <w:t>object-oriented design</w:t>
+      </w:r>
+      <w:r>
+        <w:t xml:space="preserve"> (Player, Enemy, Bullet classes).</w:t>
+      </w:r>
+    </w:p>
+    <w:p>
+      <w:pPr>
+        <w:numPr>
+          <w:ilvl w:val="1"/>
+          <w:numId w:val="10"/>
+        </w:numPr>
+      </w:pPr>
+      <w:r>
+        <w:t>Modularize code into separate files (fits your workflow style).</w:t>
+      </w:r>
+    </w:p>
+    <w:p>
+      <w:pPr>
+        <w:numPr>
+          <w:ilvl w:val="0"/>
+          <w:numId w:val="10"/>
+        </w:numPr>
+      </w:pPr>
+      <w:r>
+        <w:rPr>
+          <w:b/>
+          <w:bCs/>
+        </w:rPr>
+        <w:t>Week 7:</w:t>
+      </w:r>
+      <w:r>
+        <w:t xml:space="preserve"> </w:t>
+      </w:r>
+    </w:p>
+    <w:p>
+      <w:pPr>
+        <w:numPr>
+          <w:ilvl w:val="1"/>
+          <w:numId w:val="10"/>
+        </w:numPr>
+      </w:pPr>
+      <w:r>
+        <w:t xml:space="preserve">Learn </w:t>
+      </w:r>
+      <w:r>
+        <w:rPr>
+          <w:b/>
+          <w:bCs/>
+        </w:rPr>
+        <w:t>sprites and groups</w:t>
+      </w:r>
+      <w:r>
+        <w:t xml:space="preserve"> for efficient updates.</w:t>
+      </w:r>
+    </w:p>
+    <w:p>
+      <w:pPr>
+        <w:numPr>
+          <w:ilvl w:val="1"/>
+          <w:numId w:val="10"/>
+        </w:numPr>
+      </w:pPr>
+      <w:r>
+        <w:t>Add menus and scoring systems.</w:t>
+      </w:r>
+    </w:p>
+    <w:p>
+      <w:pPr>
+        <w:numPr>
+          <w:ilvl w:val="0"/>
+          <w:numId w:val="10"/>
+        </w:numPr>
+      </w:pPr>
+      <w:r>
+        <w:rPr>
+          <w:b/>
+          <w:bCs/>
+        </w:rPr>
+        <w:lastRenderedPageBreak/>
+        <w:t>Week 8–9:</w:t>
+      </w:r>
+      <w:r>
+        <w:t xml:space="preserve"> </w:t>
+      </w:r>
+    </w:p>
+    <w:p>
+      <w:pPr>
+        <w:numPr>
+          <w:ilvl w:val="1"/>
+          <w:numId w:val="10"/>
+        </w:numPr>
+      </w:pPr>
+      <w:r>
+        <w:t xml:space="preserve">Create a </w:t>
+      </w:r>
+      <w:r>
+        <w:rPr>
+          <w:b/>
+          <w:bCs/>
+        </w:rPr>
+        <w:t>Space Invaders clone</w:t>
+      </w:r>
+      <w:r>
+        <w:t xml:space="preserve"> with multiple levels.</w:t>
+      </w:r>
+    </w:p>
+    <w:p>
+      <w:pPr>
+        <w:numPr>
+          <w:ilvl w:val="1"/>
+          <w:numId w:val="10"/>
+        </w:numPr>
+      </w:pPr>
+      <w:r>
+        <w:t>Add background music and power-ups.</w:t>
+      </w:r>
+    </w:p>
+    <w:p>
+      <w:pPr>
+        <w:numPr>
+          <w:ilvl w:val="0"/>
+          <w:numId w:val="10"/>
+        </w:numPr>
+      </w:pPr>
+      <w:r>
+        <w:rPr>
+          <w:b/>
+          <w:bCs/>
+        </w:rPr>
+        <w:t>Week 10:</w:t>
+      </w:r>
+      <w:r>
+        <w:t xml:space="preserve"> </w:t>
+      </w:r>
+    </w:p>
+    <w:p>
+      <w:pPr>
+        <w:numPr>
+          <w:ilvl w:val="1"/>
+          <w:numId w:val="10"/>
+        </w:numPr>
+      </w:pPr>
+      <w:r>
+        <w:t>Optimize performance (frame rate control, event queue).</w:t>
+      </w:r>
+    </w:p>
+    <w:p>
+      <w:pPr>
+        <w:numPr>
+          <w:ilvl w:val="1"/>
+          <w:numId w:val="10"/>
+        </w:numPr>
+      </w:pPr>
+      <w:r>
+        <w:t xml:space="preserve">Document your reusable </w:t>
+      </w:r>
+      <w:r>
+        <w:rPr>
+          <w:b/>
+          <w:bCs/>
+        </w:rPr>
+        <w:t>game loop template</w:t>
+      </w:r>
+      <w:r>
+        <w:t>.</w:t>
+      </w:r>
+    </w:p>
+    <w:p>
+      <w:r>
+        <w:pict w14:anchorId="75057CC1">
+          <v:rect id="_x0000_i1114" style="width:0;height:1.5pt" o:hralign="center" o:hrstd="t" o:hr="t" fillcolor="#a0a0a0" stroked="f"/>
+        </w:pict>
+      </w:r>
+    </w:p>
+    <w:p>
+      <w:pPr>
+        <w:rPr>
+          <w:b/>
+          <w:bCs/>
+        </w:rPr>
+      </w:pPr>
+      <w:r>
+        <w:rPr>
+          <w:b/>
+          <w:bCs/>
+        </w:rPr>
+        <w:t>Weeks 11–18: Advanced Development</w:t>
+      </w:r>
+    </w:p>
+    <w:p>
+      <w:pPr>
+        <w:numPr>
+          <w:ilvl w:val="0"/>
+          <w:numId w:val="11"/>
+        </w:numPr>
+      </w:pPr>
+      <w:r>
+        <w:rPr>
+          <w:b/>
+          <w:bCs/>
+        </w:rPr>
+        <w:t>Week 11–12:</w:t>
+      </w:r>
+      <w:r>
+        <w:t xml:space="preserve"> </w:t>
+      </w:r>
+    </w:p>
+    <w:p>
+      <w:pPr>
+        <w:numPr>
+          <w:ilvl w:val="1"/>
+          <w:numId w:val="11"/>
+        </w:numPr>
+      </w:pPr>
+      <w:r>
+        <w:t xml:space="preserve">Implement </w:t>
+      </w:r>
+      <w:r>
+        <w:rPr>
+          <w:b/>
+          <w:bCs/>
+        </w:rPr>
+        <w:t>tile maps</w:t>
+      </w:r>
+      <w:r>
+        <w:t xml:space="preserve"> and scrolling backgrounds.</w:t>
+      </w:r>
+    </w:p>
+    <w:p>
+      <w:pPr>
+        <w:numPr>
+          <w:ilvl w:val="1"/>
+          <w:numId w:val="11"/>
+        </w:numPr>
+      </w:pPr>
+      <w:r>
+        <w:t>Explore parallax effects.</w:t>
+      </w:r>
+    </w:p>
+    <w:p>
+      <w:pPr>
+        <w:numPr>
+          <w:ilvl w:val="0"/>
+          <w:numId w:val="11"/>
+        </w:numPr>
+      </w:pPr>
+      <w:r>
+        <w:rPr>
+          <w:b/>
+          <w:bCs/>
+        </w:rPr>
+        <w:t>Week 13–14:</w:t>
+      </w:r>
+      <w:r>
+        <w:t xml:space="preserve"> </w:t>
+      </w:r>
+    </w:p>
+    <w:p>
+      <w:pPr>
+        <w:numPr>
+          <w:ilvl w:val="1"/>
+          <w:numId w:val="11"/>
+        </w:numPr>
+      </w:pPr>
+      <w:r>
+        <w:t>Add networking basics for multiplayer.</w:t>
+      </w:r>
+    </w:p>
+    <w:p>
+      <w:pPr>
+        <w:numPr>
+          <w:ilvl w:val="1"/>
+          <w:numId w:val="11"/>
+        </w:numPr>
+      </w:pPr>
+      <w:r>
+        <w:t>Experiment with external libraries (NumPy, Pillow).</w:t>
+      </w:r>
+    </w:p>
+    <w:p>
+      <w:pPr>
+        <w:numPr>
+          <w:ilvl w:val="0"/>
+          <w:numId w:val="11"/>
+        </w:numPr>
+      </w:pPr>
+      <w:r>
+        <w:rPr>
+          <w:b/>
+          <w:bCs/>
+        </w:rPr>
+        <w:t>Week 15–16:</w:t>
+      </w:r>
+      <w:r>
+        <w:t xml:space="preserve"> </w:t>
+      </w:r>
+    </w:p>
+    <w:p>
+      <w:pPr>
+        <w:numPr>
+          <w:ilvl w:val="1"/>
+          <w:numId w:val="11"/>
+        </w:numPr>
+      </w:pPr>
+      <w:r>
+        <w:t>Adapt open-source GitHub projects into modular educational templates.</w:t>
+      </w:r>
+    </w:p>
+    <w:p>
+      <w:pPr>
+        <w:numPr>
+          <w:ilvl w:val="1"/>
+          <w:numId w:val="11"/>
+        </w:numPr>
+      </w:pPr>
+      <w:r>
+        <w:t>Practice integrating assets efficiently.</w:t>
+      </w:r>
+    </w:p>
+    <w:p>
+      <w:pPr>
+        <w:numPr>
+          <w:ilvl w:val="0"/>
+          <w:numId w:val="11"/>
+        </w:numPr>
+      </w:pPr>
+      <w:r>
+        <w:rPr>
+          <w:b/>
+          <w:bCs/>
+        </w:rPr>
+        <w:t>Week 17–18:</w:t>
+      </w:r>
+      <w:r>
+        <w:t xml:space="preserve"> </w:t>
+      </w:r>
+    </w:p>
+    <w:p>
+      <w:pPr>
+        <w:numPr>
+          <w:ilvl w:val="1"/>
+          <w:numId w:val="11"/>
+        </w:numPr>
+      </w:pPr>
+      <w:r>
+        <w:t xml:space="preserve">Build your </w:t>
+      </w:r>
+      <w:r>
+        <w:rPr>
+          <w:b/>
+          <w:bCs/>
+        </w:rPr>
+        <w:t>capstone project</w:t>
+      </w:r>
+      <w:r>
+        <w:t>: a modular game engine template.</w:t>
+      </w:r>
+    </w:p>
+    <w:p>
+      <w:pPr>
+        <w:numPr>
+          <w:ilvl w:val="1"/>
+          <w:numId w:val="11"/>
+        </w:numPr>
+      </w:pPr>
+      <w:r>
+        <w:t>Document it for reuse and possible community sharing.</w:t>
+      </w:r>
+    </w:p>
+    <w:p>
+      <w:r>
+        <w:pict w14:anchorId="6E8FE32F">
+          <v:rect id="_x0000_i1115" style="width:0;height:1.5pt" o:hralign="center" o:hrstd="t" o:hr="t" fillcolor="#a0a0a0" stroked="f"/>
+        </w:pict>
+      </w:r>
+    </w:p>
+    <w:p>
+      <w:pPr>
+        <w:rPr>
+          <w:b/>
+          <w:bCs/>
+        </w:rPr>
+      </w:pPr>
+      <w:r>
+        <w:rPr>
+          <w:rFonts w:ascii="Segoe UI Emoji" w:hAnsi="Segoe UI Emoji" w:cs="Segoe UI Emoji"/>
+          <w:b/>
+          <w:bCs/>
+        </w:rPr>
+        <w:t>📊</w:t>
+      </w:r>
+      <w:r>
+        <w:rPr>
+          <w:b/>
+          <w:bCs/>
+        </w:rPr>
+        <w:t xml:space="preserve"> Timeline Summary</w:t>
+      </w:r>
+    </w:p>
+    <w:tbl>
+      <w:tblPr>
+        <w:tblW w:w="0" w:type="auto"/>
+        <w:tblCellSpacing w:w="15" w:type="dxa"/>
+        <w:tblCellMar>
+          <w:top w:w="15" w:type="dxa"/>
+          <w:left w:w="15" w:type="dxa"/>
+          <w:bottom w:w="15" w:type="dxa"/>
+          <w:right w:w="15" w:type="dxa"/>
+        </w:tblCellMar>
+        <w:tblLook w:val="04A0" w:firstRow="1" w:lastRow="0" w:firstColumn="1" w:lastColumn="0" w:noHBand="0" w:noVBand="1"/>
+      </w:tblPr>
+      <w:tblGrid>
+        <w:gridCol w:w="1293"/>
+        <w:gridCol w:w="929"/>
+        <w:gridCol w:w="3420"/>
+        <w:gridCol w:w="1816"/>
+      </w:tblGrid>
+      <w:tr>
+        <w:trPr>
+          <w:tblHeader/>
+          <w:tblCellSpacing w:w="15" w:type="dxa"/>
+        </w:trPr>
+        <w:tc>
+          <w:tcPr>
+            <w:tcW w:w="0" w:type="auto"/>
+            <w:vAlign w:val="center"/>
+            <w:hideMark/>
+          </w:tcPr>
+          <w:p>
+            <w:pPr>
+              <w:rPr>
+                <w:b/>
+                <w:bCs/>
+              </w:rPr>
+            </w:pPr>
+            <w:r>
+              <w:rPr>
+                <w:b/>
+                <w:bCs/>
+              </w:rPr>
+              <w:t>Phase</w:t>
+            </w:r>
+          </w:p>
+        </w:tc>
+        <w:tc>
+          <w:tcPr>
+            <w:tcW w:w="0" w:type="auto"/>
+            <w:vAlign w:val="center"/>
+            <w:hideMark/>
+          </w:tcPr>
+          <w:p>
+            <w:pPr>
+              <w:rPr>
+                <w:b/>
+                <w:bCs/>
+              </w:rPr>
+            </w:pPr>
+            <w:r>
+              <w:rPr>
+                <w:b/>
+                <w:bCs/>
+              </w:rPr>
+              <w:t>Duration</w:t>
+            </w:r>
+          </w:p>
+        </w:tc>
+        <w:tc>
+          <w:tcPr>
+            <w:tcW w:w="0" w:type="auto"/>
+            <w:vAlign w:val="center"/>
+            <w:hideMark/>
+          </w:tcPr>
+          <w:p>
+            <w:pPr>
+              <w:rPr>
+                <w:b/>
+                <w:bCs/>
+              </w:rPr>
+            </w:pPr>
+            <w:r>
+              <w:rPr>
+                <w:b/>
+                <w:bCs/>
+              </w:rPr>
+              <w:t>Focus Areas</w:t>
+            </w:r>
+          </w:p>
+        </w:tc>
+        <w:tc>
+          <w:tcPr>
+            <w:tcW w:w="0" w:type="auto"/>
+            <w:vAlign w:val="center"/>
+            <w:hideMark/>
+          </w:tcPr>
+          <w:p>
+            <w:pPr>
+              <w:rPr>
+                <w:b/>
+                <w:bCs/>
+              </w:rPr>
+            </w:pPr>
+            <w:r>
+              <w:rPr>
+                <w:b/>
+                <w:bCs/>
+              </w:rPr>
+              <w:t>Example Projects</w:t>
+            </w:r>
+          </w:p>
+        </w:tc>
+      </w:tr>
+      <w:tr>
+        <w:trPr>
+          <w:tblCellSpacing w:w="15" w:type="dxa"/>
+        </w:trPr>
+        <w:tc>
+          <w:tcPr>
+            <w:tcW w:w="0" w:type="auto"/>
+            <w:vAlign w:val="center"/>
+            <w:hideMark/>
+          </w:tcPr>
+          <w:p>
+            <w:r>
+              <w:t>Beginner</w:t>
+            </w:r>
+          </w:p>
+        </w:tc>
+        <w:tc>
+          <w:tcPr>
+            <w:tcW w:w="0" w:type="auto"/>
+            <w:vAlign w:val="center"/>
+            <w:hideMark/>
+          </w:tcPr>
+          <w:p>
+            <w:r>
+              <w:t>4 weeks</w:t>
+            </w:r>
+          </w:p>
+        </w:tc>
+        <w:tc>
+          <w:tcPr>
+            <w:tcW w:w="0" w:type="auto"/>
+            <w:vAlign w:val="center"/>
+            <w:hideMark/>
+          </w:tcPr>
+          <w:p>
+            <w:r>
+              <w:t>Game loop, input, surfaces</w:t>
+            </w:r>
+          </w:p>
+        </w:tc>
+        <w:tc>
+          <w:tcPr>
+            <w:tcW w:w="0" w:type="auto"/>
+            <w:vAlign w:val="center"/>
+            <w:hideMark/>
+          </w:tcPr>
+          <w:p>
+            <w:r>
+              <w:t>Snake, Pong</w:t>
+            </w:r>
+          </w:p>
+        </w:tc>
+      </w:tr>
+      <w:tr>
+        <w:trPr>
+          <w:tblCellSpacing w:w="15" w:type="dxa"/>
+        </w:trPr>
+        <w:tc>
+          <w:tcPr>
+            <w:tcW w:w="0" w:type="auto"/>
+            <w:vAlign w:val="center"/>
+            <w:hideMark/>
+          </w:tcPr>
+          <w:p>
+            <w:r>
+              <w:t>Intermediate</w:t>
+            </w:r>
+          </w:p>
+        </w:tc>
+        <w:tc>
+          <w:tcPr>
+            <w:tcW w:w="0" w:type="auto"/>
+            <w:vAlign w:val="center"/>
+            <w:hideMark/>
+          </w:tcPr>
+          <w:p>
+            <w:r>
+              <w:t>6 weeks</w:t>
+            </w:r>
+          </w:p>
+        </w:tc>
+        <w:tc>
+          <w:tcPr>
+            <w:tcW w:w="0" w:type="auto"/>
+            <w:vAlign w:val="center"/>
+            <w:hideMark/>
+          </w:tcPr>
+          <w:p>
+            <w:r>
+              <w:t>OOP, sprites, sound, menus</w:t>
+            </w:r>
+          </w:p>
+        </w:tc>
+        <w:tc>
+          <w:tcPr>
+            <w:tcW w:w="0" w:type="auto"/>
+            <w:vAlign w:val="center"/>
+            <w:hideMark/>
+          </w:tcPr>
+          <w:p>
+            <w:r>
+              <w:t>Space Invaders</w:t>
+            </w:r>
+          </w:p>
+        </w:tc>
+      </w:tr>
+      <w:tr>
+        <w:trPr>
+          <w:tblCellSpacing w:w="15" w:type="dxa"/>
+        </w:trPr>
+        <w:tc>
+          <w:tcPr>
+            <w:tcW w:w="0" w:type="auto"/>
+            <w:vAlign w:val="center"/>
+            <w:hideMark/>
+          </w:tcPr>
+          <w:p>
+            <w:r>
+              <w:t>Advanced</w:t>
+            </w:r>
+          </w:p>
+        </w:tc>
+        <w:tc>
+          <w:tcPr>
+            <w:tcW w:w="0" w:type="auto"/>
+            <w:vAlign w:val="center"/>
+            <w:hideMark/>
+          </w:tcPr>
+          <w:p>
+            <w:r>
+              <w:t>8 weeks</w:t>
+            </w:r>
+          </w:p>
+        </w:tc>
+        <w:tc>
+          <w:tcPr>
+            <w:tcW w:w="0" w:type="auto"/>
+            <w:vAlign w:val="center"/>
+            <w:hideMark/>
+          </w:tcPr>
+          <w:p>
+            <w:r>
+              <w:t>Optimization, tile maps, networking</w:t>
+            </w:r>
+          </w:p>
+        </w:tc>
+        <w:tc>
+          <w:tcPr>
+            <w:tcW w:w="0" w:type="auto"/>
+            <w:vAlign w:val="center"/>
+            <w:hideMark/>
+          </w:tcPr>
+          <w:p>
+            <w:r>
+              <w:t>Modular engine</w:t>
+            </w:r>
+          </w:p>
+        </w:tc>
+      </w:tr>
+    </w:tbl>
+    <w:p>
+      <w:r>
+        <w:pict w14:anchorId="210B71A5">
+          <v:rect id="_x0000_i1116" style="width:0;height:1.5pt" o:hralign="center" o:hrstd="t" o:hr="t" fillcolor="#a0a0a0" stroked="f"/>
+        </w:pict>
+      </w:r>
+    </w:p>
+    <w:p>
+      <w:pPr>
+        <w:rPr>
+          <w:b/>
+          <w:bCs/>
+        </w:rPr>
+      </w:pPr>
+      <w:r>
+        <w:rPr>
+          <w:rFonts w:ascii="Segoe UI Emoji" w:hAnsi="Segoe UI Emoji" w:cs="Segoe UI Emoji"/>
+          <w:b/>
+          <w:bCs/>
+        </w:rPr>
+        <w:t>🚀</w:t>
+      </w:r>
+      <w:r>
+        <w:rPr>
+          <w:b/>
+          <w:bCs/>
+        </w:rPr>
+        <w:t xml:space="preserve"> Tailored Tip</w:t>
+      </w:r>
+    </w:p>
+    <w:p>
+      <w:r>
+        <w:t xml:space="preserve">Because you thrive on </w:t>
+      </w:r>
+      <w:r>
+        <w:rPr>
+          <w:b/>
+          <w:bCs/>
+        </w:rPr>
+        <w:t>automation and modular setups</w:t>
+      </w:r>
+      <w:r>
+        <w:t xml:space="preserve">, I’d suggest keeping a </w:t>
+      </w:r>
+      <w:r>
+        <w:rPr>
+          <w:b/>
+          <w:bCs/>
+        </w:rPr>
+        <w:t>personal GitHub repo</w:t>
+      </w:r>
+      <w:r>
+        <w:t xml:space="preserve"> where you store:</w:t>
+      </w:r>
+    </w:p>
+    <w:p>
+      <w:pPr>
+        <w:numPr>
+          <w:ilvl w:val="0"/>
+          <w:numId w:val="12"/>
+        </w:numPr>
+      </w:pPr>
+      <w:r>
+        <w:t>Boilerplate templates (game loop, sprite manager).</w:t>
+      </w:r>
+    </w:p>
+    <w:p>
+      <w:pPr>
+        <w:numPr>
+          <w:ilvl w:val="0"/>
+          <w:numId w:val="12"/>
+        </w:numPr>
+      </w:pPr>
+      <w:r>
+        <w:lastRenderedPageBreak/>
+        <w:t>Modular scripts for menus, scoring, and asset loading.</w:t>
+      </w:r>
+    </w:p>
+    <w:p>
+      <w:pPr>
+        <w:numPr>
+          <w:ilvl w:val="0"/>
+          <w:numId w:val="12"/>
+        </w:numPr>
+      </w:pPr>
+      <w:r>
+        <w:t>Notes on optimization tricks (like your PowerShell profiles).</w:t>
+      </w:r>
+    </w:p>
+    <w:p>
+      <w:r>
+        <w:t xml:space="preserve">This way, you’ll have a </w:t>
+      </w:r>
+      <w:r>
+        <w:rPr>
+          <w:b/>
+          <w:bCs/>
+        </w:rPr>
+        <w:t>ready-to-use toolkit</w:t>
+      </w:r>
+      <w:r>
+        <w:t xml:space="preserve"> for any future project or community adaptation.</w:t>
+      </w:r>
+    </w:p>
+    <w:p>
+      <w:r>
+        <w:pict w14:anchorId="4F138C40">
+          <v:rect id="_x0000_i1117" style="width:0;height:1.5pt" o:hralign="center" o:hrstd="t" o:hr="t" fillcolor="#a0a0a0" stroked="f"/>
+        </w:pict>
+      </w:r>
+    </w:p>
+    <w:p>
+      <w:r>
+        <w:t xml:space="preserve">Would you like me to also </w:t>
+      </w:r>
+      <w:r>
+        <w:rPr>
+          <w:b/>
+          <w:bCs/>
+        </w:rPr>
+        <w:t>map recommended portals/resources</w:t>
+      </w:r>
+      <w:r>
+        <w:t xml:space="preserve"> (GeeksforGeeks, Class Central, Great Learning, GitHub repos) directly onto each phase of this timeline, so you know exactly where to study at each step?</w:t>
+      </w:r>
+    </w:p>
+    <w:p>
+      <w:r>
+        <w:rPr>
+          <w:b/>
+          <w:bCs/>
+        </w:rPr>
+        <w:t>Quick Answer:</w:t>
+      </w:r>
+      <w:r>
+        <w:t xml:space="preserve"> Here are curated GitHub repositories that fit perfectly into your advanced Pygame learning phase:</w:t>
+      </w:r>
+    </w:p>
+    <w:p>
+      <w:pPr>
+        <w:numPr>
+          <w:ilvl w:val="0"/>
+          <w:numId w:val="13"/>
+        </w:numPr>
+      </w:pPr>
+      <w:r>
+        <w:rPr>
+          <w:b/>
+          <w:bCs/>
+        </w:rPr>
+        <w:t>Official Pygame Repos</w:t>
+      </w:r>
+      <w:r>
+        <w:t xml:space="preserve"> (examples + community projects)</w:t>
+      </w:r>
+    </w:p>
+    <w:p>
+      <w:pPr>
+        <w:numPr>
+          <w:ilvl w:val="0"/>
+          <w:numId w:val="13"/>
+        </w:numPr>
+      </w:pPr>
+      <w:r>
+        <w:rPr>
+          <w:b/>
+          <w:bCs/>
+        </w:rPr>
+        <w:t>Kid-friendly starter games</w:t>
+      </w:r>
+      <w:r>
+        <w:t xml:space="preserve"> (Snake, Tetris, Chrome Dino)</w:t>
+      </w:r>
+    </w:p>
+    <w:p>
+      <w:pPr>
+        <w:numPr>
+          <w:ilvl w:val="0"/>
+          <w:numId w:val="13"/>
+        </w:numPr>
+      </w:pPr>
+      <w:r>
+        <w:rPr>
+          <w:b/>
+          <w:bCs/>
+        </w:rPr>
+        <w:t>Modular engine templates</w:t>
+      </w:r>
+      <w:r>
+        <w:t xml:space="preserve"> (PyGameEngine, Fusion)</w:t>
+      </w:r>
+    </w:p>
+    <w:p>
+      <w:r>
+        <w:pict w14:anchorId="09EC0016">
+          <v:rect id="_x0000_i1160" style="width:0;height:1.5pt" o:hralign="center" o:hrstd="t" o:hr="t" fillcolor="#a0a0a0" stroked="f"/>
+        </w:pict>
+      </w:r>
+    </w:p>
+    <w:p>
+      <w:pPr>
+        <w:rPr>
+          <w:b/>
+          <w:bCs/>
+        </w:rPr>
+      </w:pPr>
+      <w:r>
+        <w:rPr>
+          <w:rFonts w:ascii="Segoe UI Emoji" w:hAnsi="Segoe UI Emoji" w:cs="Segoe UI Emoji"/>
+          <w:b/>
+          <w:bCs/>
+        </w:rPr>
+        <w:t>🔗</w:t>
+      </w:r>
+      <w:r>
+        <w:rPr>
+          <w:b/>
+          <w:bCs/>
+        </w:rPr>
+        <w:t xml:space="preserve"> Curated GitHub Repositories for Advanced Phase</w:t>
+      </w:r>
+    </w:p>
+    <w:p>
+      <w:pPr>
+        <w:rPr>
+          <w:b/>
+          <w:bCs/>
+        </w:rPr>
+      </w:pPr>
+      <w:r>
+        <w:rPr>
+          <w:b/>
+          <w:bCs/>
+        </w:rPr>
+        <w:t>1. Official Pygame Repositories</w:t>
+      </w:r>
+    </w:p>
+    <w:p>
+      <w:pPr>
+        <w:numPr>
+          <w:ilvl w:val="0"/>
+          <w:numId w:val="14"/>
+        </w:numPr>
+      </w:pPr>
+      <w:hyperlink r:id="rId15" w:history="1">
         <w:r>
           <w:rPr>
             <w:rStyle w:val="Hyperlink"/>
           </w:rPr>
-          <w:t>n</w:t>
+          <w:t>pygame/pygame</w:t>
         </w:r>
+      </w:hyperlink>
+      <w:r>
+        <w:t xml:space="preserve"> → The core library with </w:t>
+      </w:r>
+      <w:r>
+        <w:rPr>
+          <w:b/>
+          <w:bCs/>
+        </w:rPr>
+        <w:t>examples directory</w:t>
+      </w:r>
+      <w:r>
+        <w:t xml:space="preserve"> full of playable mini-games (Aliens, Pong, etc.).</w:t>
+      </w:r>
+    </w:p>
+    <w:p>
+      <w:pPr>
+        <w:numPr>
+          <w:ilvl w:val="0"/>
+          <w:numId w:val="14"/>
+        </w:numPr>
+      </w:pPr>
+      <w:hyperlink r:id="rId16" w:history="1">
         <w:r>
           <w:rPr>
             <w:rStyle w:val="Hyperlink"/>
           </w:rPr>
-          <w:t>g’s free Pygame course</w:t>
+          <w:t>pygame org repos</w:t>
         </w:r>
       </w:hyperlink>
       <w:r>
-        <w:t xml:space="preserve"> provide certification and gamified learning.</w:t>
-      </w:r>
-    </w:p>
-    <w:p>
-      <w:r>
-        <w:pict w14:anchorId="05405FC1">
-          <v:rect id="_x0000_i1052" style="width:0;height:1.5pt" o:hralign="center" o:hrstd="t" o:hr="t" fillcolor="#a0a0a0" stroked="f"/>
+        <w:t xml:space="preserve"> → Community-driven projects like </w:t>
+      </w:r>
+      <w:r>
+        <w:rPr>
+          <w:b/>
+          <w:bCs/>
+        </w:rPr>
+        <w:t>SolarWolf</w:t>
+      </w:r>
+      <w:r>
+        <w:t xml:space="preserve"> (arcade shooter) and </w:t>
+      </w:r>
+      <w:r>
+        <w:rPr>
+          <w:b/>
+          <w:bCs/>
+        </w:rPr>
+        <w:t>Stuntcat</w:t>
+      </w:r>
+      <w:r>
+        <w:t xml:space="preserve"> (first Pygame 2 community game).</w:t>
+      </w:r>
+    </w:p>
+    <w:p>
+      <w:pPr>
+        <w:numPr>
+          <w:ilvl w:val="0"/>
+          <w:numId w:val="14"/>
+        </w:numPr>
+      </w:pPr>
+      <w:r>
+        <w:rPr>
+          <w:b/>
+          <w:bCs/>
+        </w:rPr>
+        <w:t>Use Case:</w:t>
+      </w:r>
+      <w:r>
+        <w:t xml:space="preserve"> Perfect for studying </w:t>
+      </w:r>
+      <w:r>
+        <w:rPr>
+          <w:b/>
+          <w:bCs/>
+        </w:rPr>
+        <w:t>best practices</w:t>
+      </w:r>
+      <w:r>
+        <w:t xml:space="preserve"> and adapting official examples into modular templates.</w:t>
+      </w:r>
+    </w:p>
+    <w:p>
+      <w:r>
+        <w:pict w14:anchorId="3DCC083C">
+          <v:rect id="_x0000_i1161" style="width:0;height:1.5pt" o:hralign="center" o:hrstd="t" o:hr="t" fillcolor="#a0a0a0" stroked="f"/>
         </w:pict>
       </w:r>
     </w:p>
@@ -353,114 +2813,733 @@
       </w:pPr>
       <w:r>
         <w:rPr>
+          <w:b/>
+          <w:bCs/>
+        </w:rPr>
+        <w:t>2. Kid-Friendly &amp; Beginner Projects</w:t>
+      </w:r>
+    </w:p>
+    <w:p>
+      <w:pPr>
+        <w:numPr>
+          <w:ilvl w:val="0"/>
+          <w:numId w:val="15"/>
+        </w:numPr>
+      </w:pPr>
+      <w:hyperlink r:id="rId17" w:history="1">
+        <w:r>
+          <w:rPr>
+            <w:rStyle w:val="Hyperlink"/>
+          </w:rPr>
+          <w:t>CharlesPikachu/Games</w:t>
+        </w:r>
+      </w:hyperlink>
+      <w:r>
+        <w:t xml:space="preserve"> → 5k+ stars, includes </w:t>
+      </w:r>
+      <w:r>
+        <w:rPr>
+          <w:b/>
+          <w:bCs/>
+        </w:rPr>
+        <w:t>Flappy Bird, Tank Game, classic arcade clones</w:t>
+      </w:r>
+      <w:r>
+        <w:t>.</w:t>
+      </w:r>
+    </w:p>
+    <w:p>
+      <w:pPr>
+        <w:numPr>
+          <w:ilvl w:val="0"/>
+          <w:numId w:val="15"/>
+        </w:numPr>
+      </w:pPr>
+      <w:hyperlink r:id="rId18" w:history="1">
+        <w:r>
+          <w:rPr>
+            <w:rStyle w:val="Hyperlink"/>
+          </w:rPr>
+          <w:t>MaxRohowsky/chrome-dinosaur</w:t>
+        </w:r>
+      </w:hyperlink>
+      <w:r>
+        <w:t xml:space="preserve"> → Beginner-friendly </w:t>
+      </w:r>
+      <w:r>
+        <w:rPr>
+          <w:b/>
+          <w:bCs/>
+        </w:rPr>
+        <w:t>Chrome Dino clone</w:t>
+      </w:r>
+      <w:r>
+        <w:t xml:space="preserve"> in Pygame.</w:t>
+      </w:r>
+    </w:p>
+    <w:p>
+      <w:pPr>
+        <w:numPr>
+          <w:ilvl w:val="0"/>
+          <w:numId w:val="15"/>
+        </w:numPr>
+      </w:pPr>
+      <w:hyperlink r:id="rId19" w:history="1">
+        <w:r>
+          <w:rPr>
+            <w:rStyle w:val="Hyperlink"/>
+          </w:rPr>
+          <w:t>educ8s/Python-Tetris-Game-Pygame</w:t>
+        </w:r>
+      </w:hyperlink>
+      <w:r>
+        <w:t xml:space="preserve"> → Tetris with </w:t>
+      </w:r>
+      <w:r>
+        <w:rPr>
+          <w:b/>
+          <w:bCs/>
+        </w:rPr>
+        <w:t>line-by-line video tutorial</w:t>
+      </w:r>
+      <w:r>
+        <w:t>.</w:t>
+      </w:r>
+    </w:p>
+    <w:p>
+      <w:pPr>
+        <w:numPr>
+          <w:ilvl w:val="0"/>
+          <w:numId w:val="15"/>
+        </w:numPr>
+      </w:pPr>
+      <w:r>
+        <w:rPr>
+          <w:b/>
+          <w:bCs/>
+        </w:rPr>
+        <w:t>Use Case:</w:t>
+      </w:r>
+      <w:r>
+        <w:t xml:space="preserve"> Great for </w:t>
+      </w:r>
+      <w:r>
+        <w:rPr>
+          <w:b/>
+          <w:bCs/>
+        </w:rPr>
+        <w:t>educational adaptation</w:t>
+      </w:r>
+      <w:r>
+        <w:t xml:space="preserve"> — you can modularize these into teaching templates for kids or community workshops.</w:t>
+      </w:r>
+    </w:p>
+    <w:p>
+      <w:r>
+        <w:pict w14:anchorId="5764CCA3">
+          <v:rect id="_x0000_i1162" style="width:0;height:1.5pt" o:hralign="center" o:hrstd="t" o:hr="t" fillcolor="#a0a0a0" stroked="f"/>
+        </w:pict>
+      </w:r>
+    </w:p>
+    <w:p>
+      <w:pPr>
+        <w:rPr>
+          <w:b/>
+          <w:bCs/>
+        </w:rPr>
+      </w:pPr>
+      <w:r>
+        <w:rPr>
+          <w:b/>
+          <w:bCs/>
+        </w:rPr>
+        <w:t>3. Modular Engine Templates</w:t>
+      </w:r>
+    </w:p>
+    <w:p>
+      <w:pPr>
+        <w:numPr>
+          <w:ilvl w:val="0"/>
+          <w:numId w:val="16"/>
+        </w:numPr>
+      </w:pPr>
+      <w:hyperlink r:id="rId20" w:history="1">
+        <w:r>
+          <w:rPr>
+            <w:rStyle w:val="Hyperlink"/>
+          </w:rPr>
+          <w:t>erthium/PyGameEngine</w:t>
+        </w:r>
+      </w:hyperlink>
+      <w:r>
+        <w:t xml:space="preserve"> → A lightweight engine with </w:t>
+      </w:r>
+      <w:r>
+        <w:rPr>
+          <w:b/>
+          <w:bCs/>
+        </w:rPr>
+        <w:t>UI elements, scene management, renderer, and animation system</w:t>
+      </w:r>
+      <w:r>
+        <w:t>.</w:t>
+      </w:r>
+    </w:p>
+    <w:p>
+      <w:pPr>
+        <w:numPr>
+          <w:ilvl w:val="0"/>
+          <w:numId w:val="16"/>
+        </w:numPr>
+      </w:pPr>
+      <w:hyperlink r:id="rId21" w:history="1">
+        <w:r>
+          <w:rPr>
+            <w:rStyle w:val="Hyperlink"/>
+          </w:rPr>
+          <w:t>fusionengine-org/fusion</w:t>
+        </w:r>
+      </w:hyperlink>
+      <w:r>
+        <w:t xml:space="preserve"> → Custom open-source engine built on Pygame, designed for </w:t>
+      </w:r>
+      <w:r>
+        <w:rPr>
+          <w:b/>
+          <w:bCs/>
+        </w:rPr>
+        <w:t>ease and speed</w:t>
+      </w:r>
+      <w:r>
+        <w:t>.</w:t>
+      </w:r>
+    </w:p>
+    <w:p>
+      <w:pPr>
+        <w:numPr>
+          <w:ilvl w:val="0"/>
+          <w:numId w:val="16"/>
+        </w:numPr>
+      </w:pPr>
+      <w:r>
+        <w:rPr>
+          <w:b/>
+          <w:bCs/>
+        </w:rPr>
+        <w:t>Use Case:</w:t>
+      </w:r>
+      <w:r>
+        <w:t xml:space="preserve"> Ideal for your </w:t>
+      </w:r>
+      <w:r>
+        <w:rPr>
+          <w:b/>
+          <w:bCs/>
+        </w:rPr>
+        <w:t>capstone project</w:t>
+      </w:r>
+      <w:r>
+        <w:t xml:space="preserve"> — adapting these into a reusable modular engine for future games.</w:t>
+      </w:r>
+    </w:p>
+    <w:p>
+      <w:r>
+        <w:pict w14:anchorId="510B5B7C">
+          <v:rect id="_x0000_i1163" style="width:0;height:1.5pt" o:hralign="center" o:hrstd="t" o:hr="t" fillcolor="#a0a0a0" stroked="f"/>
+        </w:pict>
+      </w:r>
+    </w:p>
+    <w:p>
+      <w:pPr>
+        <w:rPr>
+          <w:b/>
+          <w:bCs/>
+        </w:rPr>
+      </w:pPr>
+      <w:r>
+        <w:rPr>
           <w:rFonts w:ascii="Segoe UI Emoji" w:hAnsi="Segoe UI Emoji" w:cs="Segoe UI Emoji"/>
           <w:b/>
           <w:bCs/>
         </w:rPr>
-        <w:t>🧭</w:t>
-      </w:r>
-      <w:r>
-        <w:rPr>
-          <w:b/>
-          <w:bCs/>
-        </w:rPr>
-        <w:t xml:space="preserve"> Suggested Path for You</w:t>
-      </w:r>
-    </w:p>
-    <w:p>
-      <w:r>
-        <w:t>Since you’re already strong in Python and automation, I’d recommend:</w:t>
+        <w:t>📊</w:t>
+      </w:r>
+      <w:r>
+        <w:rPr>
+          <w:b/>
+          <w:bCs/>
+        </w:rPr>
+        <w:t xml:space="preserve"> How They Fit Your Timeline</w:t>
+      </w:r>
+    </w:p>
+    <w:tbl>
+      <w:tblPr>
+        <w:tblW w:w="0" w:type="auto"/>
+        <w:tblCellSpacing w:w="15" w:type="dxa"/>
+        <w:tblCellMar>
+          <w:top w:w="15" w:type="dxa"/>
+          <w:left w:w="15" w:type="dxa"/>
+          <w:bottom w:w="15" w:type="dxa"/>
+          <w:right w:w="15" w:type="dxa"/>
+        </w:tblCellMar>
+        <w:tblLook w:val="04A0" w:firstRow="1" w:lastRow="0" w:firstColumn="1" w:lastColumn="0" w:noHBand="0" w:noVBand="1"/>
+      </w:tblPr>
+      <w:tblGrid>
+        <w:gridCol w:w="1293"/>
+        <w:gridCol w:w="929"/>
+        <w:gridCol w:w="3569"/>
+        <w:gridCol w:w="3235"/>
+      </w:tblGrid>
+      <w:tr>
+        <w:trPr>
+          <w:tblHeader/>
+          <w:tblCellSpacing w:w="15" w:type="dxa"/>
+        </w:trPr>
+        <w:tc>
+          <w:tcPr>
+            <w:tcW w:w="0" w:type="auto"/>
+            <w:vAlign w:val="center"/>
+            <w:hideMark/>
+          </w:tcPr>
+          <w:p>
+            <w:pPr>
+              <w:rPr>
+                <w:b/>
+                <w:bCs/>
+              </w:rPr>
+            </w:pPr>
+            <w:r>
+              <w:rPr>
+                <w:b/>
+                <w:bCs/>
+              </w:rPr>
+              <w:t>Phase</w:t>
+            </w:r>
+          </w:p>
+        </w:tc>
+        <w:tc>
+          <w:tcPr>
+            <w:tcW w:w="0" w:type="auto"/>
+            <w:vAlign w:val="center"/>
+            <w:hideMark/>
+          </w:tcPr>
+          <w:p>
+            <w:pPr>
+              <w:rPr>
+                <w:b/>
+                <w:bCs/>
+              </w:rPr>
+            </w:pPr>
+            <w:r>
+              <w:rPr>
+                <w:b/>
+                <w:bCs/>
+              </w:rPr>
+              <w:t>Duration</w:t>
+            </w:r>
+          </w:p>
+        </w:tc>
+        <w:tc>
+          <w:tcPr>
+            <w:tcW w:w="0" w:type="auto"/>
+            <w:vAlign w:val="center"/>
+            <w:hideMark/>
+          </w:tcPr>
+          <w:p>
+            <w:pPr>
+              <w:rPr>
+                <w:b/>
+                <w:bCs/>
+              </w:rPr>
+            </w:pPr>
+            <w:r>
+              <w:rPr>
+                <w:b/>
+                <w:bCs/>
+              </w:rPr>
+              <w:t>GitHub Repos to Use</w:t>
+            </w:r>
+          </w:p>
+        </w:tc>
+        <w:tc>
+          <w:tcPr>
+            <w:tcW w:w="0" w:type="auto"/>
+            <w:vAlign w:val="center"/>
+            <w:hideMark/>
+          </w:tcPr>
+          <w:p>
+            <w:pPr>
+              <w:rPr>
+                <w:b/>
+                <w:bCs/>
+              </w:rPr>
+            </w:pPr>
+            <w:r>
+              <w:rPr>
+                <w:b/>
+                <w:bCs/>
+              </w:rPr>
+              <w:t>Purpose</w:t>
+            </w:r>
+          </w:p>
+        </w:tc>
+      </w:tr>
+      <w:tr>
+        <w:trPr>
+          <w:tblCellSpacing w:w="15" w:type="dxa"/>
+        </w:trPr>
+        <w:tc>
+          <w:tcPr>
+            <w:tcW w:w="0" w:type="auto"/>
+            <w:vAlign w:val="center"/>
+            <w:hideMark/>
+          </w:tcPr>
+          <w:p>
+            <w:r>
+              <w:t>Beginner</w:t>
+            </w:r>
+          </w:p>
+        </w:tc>
+        <w:tc>
+          <w:tcPr>
+            <w:tcW w:w="0" w:type="auto"/>
+            <w:vAlign w:val="center"/>
+            <w:hideMark/>
+          </w:tcPr>
+          <w:p>
+            <w:r>
+              <w:t>4 weeks</w:t>
+            </w:r>
+          </w:p>
+        </w:tc>
+        <w:tc>
+          <w:tcPr>
+            <w:tcW w:w="0" w:type="auto"/>
+            <w:vAlign w:val="center"/>
+            <w:hideMark/>
+          </w:tcPr>
+          <w:p>
+            <w:r>
+              <w:t>Official Pygame examples</w:t>
+            </w:r>
+          </w:p>
+        </w:tc>
+        <w:tc>
+          <w:tcPr>
+            <w:tcW w:w="0" w:type="auto"/>
+            <w:vAlign w:val="center"/>
+            <w:hideMark/>
+          </w:tcPr>
+          <w:p>
+            <w:r>
+              <w:t>Learn basics, adapt Pong/Snake</w:t>
+            </w:r>
+          </w:p>
+        </w:tc>
+      </w:tr>
+      <w:tr>
+        <w:trPr>
+          <w:tblCellSpacing w:w="15" w:type="dxa"/>
+        </w:trPr>
+        <w:tc>
+          <w:tcPr>
+            <w:tcW w:w="0" w:type="auto"/>
+            <w:vAlign w:val="center"/>
+            <w:hideMark/>
+          </w:tcPr>
+          <w:p>
+            <w:r>
+              <w:t>Intermediate</w:t>
+            </w:r>
+          </w:p>
+        </w:tc>
+        <w:tc>
+          <w:tcPr>
+            <w:tcW w:w="0" w:type="auto"/>
+            <w:vAlign w:val="center"/>
+            <w:hideMark/>
+          </w:tcPr>
+          <w:p>
+            <w:r>
+              <w:t>6 weeks</w:t>
+            </w:r>
+          </w:p>
+        </w:tc>
+        <w:tc>
+          <w:tcPr>
+            <w:tcW w:w="0" w:type="auto"/>
+            <w:vAlign w:val="center"/>
+            <w:hideMark/>
+          </w:tcPr>
+          <w:p>
+            <w:r>
+              <w:t>Kid-friendly repos (Games, Dino, Tetris)</w:t>
+            </w:r>
+          </w:p>
+        </w:tc>
+        <w:tc>
+          <w:tcPr>
+            <w:tcW w:w="0" w:type="auto"/>
+            <w:vAlign w:val="center"/>
+            <w:hideMark/>
+          </w:tcPr>
+          <w:p>
+            <w:r>
+              <w:t>Modularize into teaching templates</w:t>
+            </w:r>
+          </w:p>
+        </w:tc>
+      </w:tr>
+      <w:tr>
+        <w:trPr>
+          <w:tblCellSpacing w:w="15" w:type="dxa"/>
+        </w:trPr>
+        <w:tc>
+          <w:tcPr>
+            <w:tcW w:w="0" w:type="auto"/>
+            <w:vAlign w:val="center"/>
+            <w:hideMark/>
+          </w:tcPr>
+          <w:p>
+            <w:r>
+              <w:t>Advanced</w:t>
+            </w:r>
+          </w:p>
+        </w:tc>
+        <w:tc>
+          <w:tcPr>
+            <w:tcW w:w="0" w:type="auto"/>
+            <w:vAlign w:val="center"/>
+            <w:hideMark/>
+          </w:tcPr>
+          <w:p>
+            <w:r>
+              <w:t>8 weeks</w:t>
+            </w:r>
+          </w:p>
+        </w:tc>
+        <w:tc>
+          <w:tcPr>
+            <w:tcW w:w="0" w:type="auto"/>
+            <w:vAlign w:val="center"/>
+            <w:hideMark/>
+          </w:tcPr>
+          <w:p>
+            <w:r>
+              <w:t>PyGameEngine, Fusion</w:t>
+            </w:r>
+          </w:p>
+        </w:tc>
+        <w:tc>
+          <w:tcPr>
+            <w:tcW w:w="0" w:type="auto"/>
+            <w:vAlign w:val="center"/>
+            <w:hideMark/>
+          </w:tcPr>
+          <w:p>
+            <w:r>
+              <w:t>Build reusable modular engine</w:t>
+            </w:r>
+          </w:p>
+        </w:tc>
+      </w:tr>
+    </w:tbl>
+    <w:p>
+      <w:r>
+        <w:pict w14:anchorId="3BC18ED2">
+          <v:rect id="_x0000_i1164" style="width:0;height:1.5pt" o:hralign="center" o:hrstd="t" o:hr="t" fillcolor="#a0a0a0" stroked="f"/>
+        </w:pict>
+      </w:r>
+    </w:p>
+    <w:p>
+      <w:pPr>
+        <w:rPr>
+          <w:b/>
+          <w:bCs/>
+        </w:rPr>
+      </w:pPr>
+      <w:r>
+        <w:rPr>
+          <w:rFonts w:ascii="Segoe UI Emoji" w:hAnsi="Segoe UI Emoji" w:cs="Segoe UI Emoji"/>
+          <w:b/>
+          <w:bCs/>
+        </w:rPr>
+        <w:t>🚀</w:t>
+      </w:r>
+      <w:r>
+        <w:rPr>
+          <w:b/>
+          <w:bCs/>
+        </w:rPr>
+        <w:t xml:space="preserve"> Tailored Tip for You</w:t>
+      </w:r>
+    </w:p>
+    <w:p>
+      <w:r>
+        <w:t xml:space="preserve">Since you thrive on </w:t>
+      </w:r>
+      <w:r>
+        <w:rPr>
+          <w:b/>
+          <w:bCs/>
+        </w:rPr>
+        <w:t>modular setups and educational adaptation</w:t>
+      </w:r>
+      <w:r>
+        <w:t>, I’d recommend:</w:t>
       </w:r>
     </w:p>
     <w:p>
       <w:pPr>
         <w:numPr>
           <w:ilvl w:val="0"/>
-          <w:numId w:val="4"/>
-        </w:numPr>
-      </w:pPr>
-      <w:r>
-        <w:rPr>
-          <w:b/>
-          <w:bCs/>
-        </w:rPr>
-        <w:t>Start with GeeksforGeeks</w:t>
-      </w:r>
-      <w:r>
-        <w:t xml:space="preserve"> for fundamentals.</w:t>
+          <w:numId w:val="17"/>
+        </w:numPr>
+      </w:pPr>
+      <w:r>
+        <w:t xml:space="preserve">Forking </w:t>
+      </w:r>
+      <w:r>
+        <w:rPr>
+          <w:b/>
+          <w:bCs/>
+        </w:rPr>
+        <w:t>PyGameEngine</w:t>
+      </w:r>
+      <w:r>
+        <w:t xml:space="preserve"> and customizing it with your own </w:t>
+      </w:r>
+      <w:r>
+        <w:rPr>
+          <w:b/>
+          <w:bCs/>
+        </w:rPr>
+        <w:t>scene manager + asset loader</w:t>
+      </w:r>
+      <w:r>
+        <w:t>.</w:t>
       </w:r>
     </w:p>
     <w:p>
       <w:pPr>
         <w:numPr>
           <w:ilvl w:val="0"/>
-          <w:numId w:val="4"/>
-        </w:numPr>
-      </w:pPr>
-      <w:r>
-        <w:rPr>
-          <w:b/>
-          <w:bCs/>
-        </w:rPr>
-        <w:t>Follow “Ultimate Introduction to Pygame” on YouTube</w:t>
-      </w:r>
-      <w:r>
-        <w:t xml:space="preserve"> for a hands-on walkthrough.</w:t>
+          <w:numId w:val="17"/>
+        </w:numPr>
+      </w:pPr>
+      <w:r>
+        <w:t xml:space="preserve">Using </w:t>
+      </w:r>
+      <w:r>
+        <w:rPr>
+          <w:b/>
+          <w:bCs/>
+        </w:rPr>
+        <w:t>CharlesPikachu’s Games repo</w:t>
+      </w:r>
+      <w:r>
+        <w:t xml:space="preserve"> as a playground to modularize kid-friendly projects into </w:t>
+      </w:r>
+      <w:r>
+        <w:rPr>
+          <w:b/>
+          <w:bCs/>
+        </w:rPr>
+        <w:t>lesson-ready templates</w:t>
+      </w:r>
+      <w:r>
+        <w:t>.</w:t>
       </w:r>
     </w:p>
     <w:p>
       <w:pPr>
         <w:numPr>
           <w:ilvl w:val="0"/>
-          <w:numId w:val="4"/>
-        </w:numPr>
-      </w:pPr>
-      <w:r>
-        <w:rPr>
-          <w:b/>
-          <w:bCs/>
-        </w:rPr>
-        <w:lastRenderedPageBreak/>
-        <w:t>Pick one GitHub repo</w:t>
-      </w:r>
-      <w:r>
-        <w:t xml:space="preserve"> (like tlcDataScience’s) and adapt it to your own modular workflow.</w:t>
-      </w:r>
-    </w:p>
-    <w:p>
-      <w:pPr>
-        <w:numPr>
-          <w:ilvl w:val="0"/>
-          <w:numId w:val="4"/>
-        </w:numPr>
-      </w:pPr>
-      <w:r>
-        <w:rPr>
-          <w:b/>
-          <w:bCs/>
-        </w:rPr>
-        <w:t>Enroll in Cambridge Open Academy’s course</w:t>
-      </w:r>
-      <w:r>
-        <w:t xml:space="preserve"> if you want structured progression and certification.</w:t>
-      </w:r>
-    </w:p>
-    <w:p>
-      <w:r>
-        <w:t xml:space="preserve">Would you like me to map out a </w:t>
-      </w:r>
-      <w:r>
-        <w:rPr>
-          <w:b/>
-          <w:bCs/>
-        </w:rPr>
-        <w:t>step-by-step learning roadmap</w:t>
-      </w:r>
-      <w:r>
-        <w:t xml:space="preserve"> (beginner → intermediate → advanced) tailored to your scripting background?</w:t>
-      </w:r>
-    </w:p>
-    <w:p/>
+          <w:numId w:val="17"/>
+        </w:numPr>
+      </w:pPr>
+      <w:r>
+        <w:t xml:space="preserve">Documenting your workflow in a GitHub repo, just like your PowerShell profiles — this creates a </w:t>
+      </w:r>
+      <w:r>
+        <w:rPr>
+          <w:b/>
+          <w:bCs/>
+        </w:rPr>
+        <w:t>community resource</w:t>
+      </w:r>
+      <w:r>
+        <w:t xml:space="preserve"> for others in Modra/Šenkvice who want to learn game dev.</w:t>
+      </w:r>
+    </w:p>
+    <w:p>
+      <w:r>
+        <w:pict w14:anchorId="0B90E1EA">
+          <v:rect id="_x0000_i1165" style="width:0;height:1.5pt" o:hralign="center" o:hrstd="t" o:hr="t" fillcolor="#a0a0a0" stroked="f"/>
+        </w:pict>
+      </w:r>
+    </w:p>
+    <w:p>
+      <w:pPr>
+        <w:spacing w:after="0" w:line="240" w:lineRule="auto"/>
+      </w:pPr>
+      <w:hyperlink r:id="rId22" w:history="1">
+        <w:r>
+          <w:rPr>
+            <w:rStyle w:val="Hyperlink"/>
+          </w:rPr>
+          <w:t>https://github.com/pygame/pygame</w:t>
+        </w:r>
+      </w:hyperlink>
+      <w:r>
+        <w:t xml:space="preserve"> </w:t>
+      </w:r>
+    </w:p>
+    <w:p>
+      <w:pPr>
+        <w:spacing w:after="0" w:line="240" w:lineRule="auto"/>
+      </w:pPr>
+      <w:hyperlink r:id="rId23" w:history="1">
+        <w:r>
+          <w:rPr>
+            <w:rStyle w:val="Hyperlink"/>
+          </w:rPr>
+          <w:t>https://github.com/orgs/pygame/repositories</w:t>
+        </w:r>
+      </w:hyperlink>
+      <w:r>
+        <w:t xml:space="preserve"> </w:t>
+      </w:r>
+    </w:p>
+    <w:p>
+      <w:pPr>
+        <w:spacing w:after="0" w:line="240" w:lineRule="auto"/>
+      </w:pPr>
+      <w:hyperlink r:id="rId24" w:history="1">
+        <w:r>
+          <w:rPr>
+            <w:rStyle w:val="Hyperlink"/>
+          </w:rPr>
+          <w:t>https://github.com/topics/pygame-games</w:t>
+        </w:r>
+      </w:hyperlink>
+    </w:p>
+    <w:p>
+      <w:pPr>
+        <w:spacing w:after="0" w:line="240" w:lineRule="auto"/>
+      </w:pPr>
+      <w:hyperlink r:id="rId25" w:history="1">
+        <w:r>
+          <w:rPr>
+            <w:rStyle w:val="Hyperlink"/>
+          </w:rPr>
+          <w:t>https://github.com/erthium/PyGameEngine</w:t>
+        </w:r>
+      </w:hyperlink>
+      <w:r>
+        <w:t xml:space="preserve"> </w:t>
+      </w:r>
+    </w:p>
     <w:sectPr>
       <w:pgSz w:w="11906" w:h="16838"/>
       <w:pgMar w:top="1440" w:right="1440" w:bottom="1440" w:left="1440" w:header="708" w:footer="708" w:gutter="0"/>
@@ -474,6 +3553,304 @@
 <file path=word/numbering.xml><?xml version="1.0" encoding="utf-8"?>
 <w:numbering xmlns:wpc="http://schemas.microsoft.com/office/word/2010/wordprocessingCanvas" xmlns:cx="http://schemas.microsoft.com/office/drawing/2014/chartex" xmlns:cx1="http://schemas.microsoft.com/office/drawing/2015/9/8/chartex" xmlns:cx2="http://schemas.microsoft.com/office/drawing/2015/10/21/chartex" xmlns:cx3="http://schemas.microsoft.com/office/drawing/2016/5/9/chartex" xmlns:cx4="http://schemas.microsoft.com/office/drawing/2016/5/10/chartex" xmlns:cx5="http://schemas.microsoft.com/office/drawing/2016/5/11/chartex" xmlns:cx6="http://schemas.microsoft.com/office/drawing/2016/5/12/chartex" xmlns:cx7="http://schemas.microsoft.com/office/drawing/2016/5/13/chartex" xmlns:cx8="http://schemas.microsoft.com/office/drawing/2016/5/14/chartex" xmlns:mc="http://schemas.openxmlformats.org/markup-compatibility/2006" xmlns:aink="http://schemas.microsoft.com/office/drawing/2016/ink" xmlns:am3d="http://schemas.microsoft.com/office/drawing/2017/model3d" xmlns:o="urn:schemas-microsoft-com:office:office" xmlns:oel="http://schemas.microsoft.com/office/2019/extlst" xmlns:r="http://schemas.openxmlformats.org/officeDocument/2006/relationships" xmlns:m="http://schemas.openxmlformats.org/officeDocument/2006/math" xmlns:v="urn:schemas-microsoft-com:vml" xmlns:wp14="http://schemas.microsoft.com/office/word/2010/wordprocessingDrawing" xmlns:wp="http://schemas.openxmlformats.org/drawingml/2006/wordprocessingDrawing" xmlns:w10="urn:schemas-microsoft-com:office:word" xmlns:w="http://schemas.openxmlformats.org/wordprocessingml/2006/main" xmlns:w14="http://schemas.microsoft.com/office/word/2010/wordml" xmlns:w15="http://schemas.microsoft.com/office/word/2012/wordml" xmlns:w16cex="http://schemas.microsoft.com/office/word/2018/wordml/cex" xmlns:w16cid="http://schemas.microsoft.com/office/word/2016/wordml/cid" xmlns:w16="http://schemas.microsoft.com/office/word/2018/wordml" xmlns:w16du="http://schemas.microsoft.com/office/word/2023/wordml/word16du" xmlns:w16sdtdh="http://schemas.microsoft.com/office/word/2020/wordml/sdtdatahash" xmlns:w16sdtfl="http://schemas.microsoft.com/office/word/2024/wordml/sdtformatlock" xmlns:w16se="http://schemas.microsoft.com/office/word/2015/wordml/symex" xmlns:wpg="http://schemas.microsoft.com/office/word/2010/wordprocessingGroup" xmlns:wpi="http://schemas.microsoft.com/office/word/2010/wordprocessingInk" xmlns:wne="http://schemas.microsoft.com/office/word/2006/wordml" xmlns:wps="http://schemas.microsoft.com/office/word/2010/wordprocessingShape" mc:Ignorable="w14 w15 w16se w16cid w16 w16cex w16sdtdh w16sdtfl w16du wp14">
   <w:abstractNum w:abstractNumId="0" w15:restartNumberingAfterBreak="0">
+    <w:nsid w:val="12E47B20"/>
+    <w:multiLevelType w:val="multilevel"/>
+    <w:tmpl w:val="8CB81286"/>
+    <w:lvl w:ilvl="0">
+      <w:start w:val="1"/>
+      <w:numFmt w:val="bullet"/>
+      <w:lvlText w:val=""/>
+      <w:lvlJc w:val="left"/>
+      <w:pPr>
+        <w:tabs>
+          <w:tab w:val="num" w:pos="720"/>
+        </w:tabs>
+        <w:ind w:left="720" w:hanging="360"/>
+      </w:pPr>
+      <w:rPr>
+        <w:rFonts w:ascii="Symbol" w:hAnsi="Symbol" w:hint="default"/>
+        <w:sz w:val="20"/>
+      </w:rPr>
+    </w:lvl>
+    <w:lvl w:ilvl="1">
+      <w:start w:val="1"/>
+      <w:numFmt w:val="bullet"/>
+      <w:lvlText w:val="o"/>
+      <w:lvlJc w:val="left"/>
+      <w:pPr>
+        <w:tabs>
+          <w:tab w:val="num" w:pos="1440"/>
+        </w:tabs>
+        <w:ind w:left="1440" w:hanging="360"/>
+      </w:pPr>
+      <w:rPr>
+        <w:rFonts w:ascii="Courier New" w:hAnsi="Courier New" w:hint="default"/>
+        <w:sz w:val="20"/>
+      </w:rPr>
+    </w:lvl>
+    <w:lvl w:ilvl="2" w:tentative="1">
+      <w:start w:val="1"/>
+      <w:numFmt w:val="bullet"/>
+      <w:lvlText w:val=""/>
+      <w:lvlJc w:val="left"/>
+      <w:pPr>
+        <w:tabs>
+          <w:tab w:val="num" w:pos="2160"/>
+        </w:tabs>
+        <w:ind w:left="2160" w:hanging="360"/>
+      </w:pPr>
+      <w:rPr>
+        <w:rFonts w:ascii="Wingdings" w:hAnsi="Wingdings" w:hint="default"/>
+        <w:sz w:val="20"/>
+      </w:rPr>
+    </w:lvl>
+    <w:lvl w:ilvl="3" w:tentative="1">
+      <w:start w:val="1"/>
+      <w:numFmt w:val="bullet"/>
+      <w:lvlText w:val=""/>
+      <w:lvlJc w:val="left"/>
+      <w:pPr>
+        <w:tabs>
+          <w:tab w:val="num" w:pos="2880"/>
+        </w:tabs>
+        <w:ind w:left="2880" w:hanging="360"/>
+      </w:pPr>
+      <w:rPr>
+        <w:rFonts w:ascii="Wingdings" w:hAnsi="Wingdings" w:hint="default"/>
+        <w:sz w:val="20"/>
+      </w:rPr>
+    </w:lvl>
+    <w:lvl w:ilvl="4" w:tentative="1">
+      <w:start w:val="1"/>
+      <w:numFmt w:val="bullet"/>
+      <w:lvlText w:val=""/>
+      <w:lvlJc w:val="left"/>
+      <w:pPr>
+        <w:tabs>
+          <w:tab w:val="num" w:pos="3600"/>
+        </w:tabs>
+        <w:ind w:left="3600" w:hanging="360"/>
+      </w:pPr>
+      <w:rPr>
+        <w:rFonts w:ascii="Wingdings" w:hAnsi="Wingdings" w:hint="default"/>
+        <w:sz w:val="20"/>
+      </w:rPr>
+    </w:lvl>
+    <w:lvl w:ilvl="5" w:tentative="1">
+      <w:start w:val="1"/>
+      <w:numFmt w:val="bullet"/>
+      <w:lvlText w:val=""/>
+      <w:lvlJc w:val="left"/>
+      <w:pPr>
+        <w:tabs>
+          <w:tab w:val="num" w:pos="4320"/>
+        </w:tabs>
+        <w:ind w:left="4320" w:hanging="360"/>
+      </w:pPr>
+      <w:rPr>
+        <w:rFonts w:ascii="Wingdings" w:hAnsi="Wingdings" w:hint="default"/>
+        <w:sz w:val="20"/>
+      </w:rPr>
+    </w:lvl>
+    <w:lvl w:ilvl="6" w:tentative="1">
+      <w:start w:val="1"/>
+      <w:numFmt w:val="bullet"/>
+      <w:lvlText w:val=""/>
+      <w:lvlJc w:val="left"/>
+      <w:pPr>
+        <w:tabs>
+          <w:tab w:val="num" w:pos="5040"/>
+        </w:tabs>
+        <w:ind w:left="5040" w:hanging="360"/>
+      </w:pPr>
+      <w:rPr>
+        <w:rFonts w:ascii="Wingdings" w:hAnsi="Wingdings" w:hint="default"/>
+        <w:sz w:val="20"/>
+      </w:rPr>
+    </w:lvl>
+    <w:lvl w:ilvl="7" w:tentative="1">
+      <w:start w:val="1"/>
+      <w:numFmt w:val="bullet"/>
+      <w:lvlText w:val=""/>
+      <w:lvlJc w:val="left"/>
+      <w:pPr>
+        <w:tabs>
+          <w:tab w:val="num" w:pos="5760"/>
+        </w:tabs>
+        <w:ind w:left="5760" w:hanging="360"/>
+      </w:pPr>
+      <w:rPr>
+        <w:rFonts w:ascii="Wingdings" w:hAnsi="Wingdings" w:hint="default"/>
+        <w:sz w:val="20"/>
+      </w:rPr>
+    </w:lvl>
+    <w:lvl w:ilvl="8" w:tentative="1">
+      <w:start w:val="1"/>
+      <w:numFmt w:val="bullet"/>
+      <w:lvlText w:val=""/>
+      <w:lvlJc w:val="left"/>
+      <w:pPr>
+        <w:tabs>
+          <w:tab w:val="num" w:pos="6480"/>
+        </w:tabs>
+        <w:ind w:left="6480" w:hanging="360"/>
+      </w:pPr>
+      <w:rPr>
+        <w:rFonts w:ascii="Wingdings" w:hAnsi="Wingdings" w:hint="default"/>
+        <w:sz w:val="20"/>
+      </w:rPr>
+    </w:lvl>
+  </w:abstractNum>
+  <w:abstractNum w:abstractNumId="1" w15:restartNumberingAfterBreak="0">
+    <w:nsid w:val="13E43357"/>
+    <w:multiLevelType w:val="multilevel"/>
+    <w:tmpl w:val="A6E8A4FC"/>
+    <w:lvl w:ilvl="0">
+      <w:start w:val="1"/>
+      <w:numFmt w:val="bullet"/>
+      <w:lvlText w:val=""/>
+      <w:lvlJc w:val="left"/>
+      <w:pPr>
+        <w:tabs>
+          <w:tab w:val="num" w:pos="720"/>
+        </w:tabs>
+        <w:ind w:left="720" w:hanging="360"/>
+      </w:pPr>
+      <w:rPr>
+        <w:rFonts w:ascii="Symbol" w:hAnsi="Symbol" w:hint="default"/>
+        <w:sz w:val="20"/>
+      </w:rPr>
+    </w:lvl>
+    <w:lvl w:ilvl="1" w:tentative="1">
+      <w:start w:val="1"/>
+      <w:numFmt w:val="bullet"/>
+      <w:lvlText w:val="o"/>
+      <w:lvlJc w:val="left"/>
+      <w:pPr>
+        <w:tabs>
+          <w:tab w:val="num" w:pos="1440"/>
+        </w:tabs>
+        <w:ind w:left="1440" w:hanging="360"/>
+      </w:pPr>
+      <w:rPr>
+        <w:rFonts w:ascii="Courier New" w:hAnsi="Courier New" w:hint="default"/>
+        <w:sz w:val="20"/>
+      </w:rPr>
+    </w:lvl>
+    <w:lvl w:ilvl="2" w:tentative="1">
+      <w:start w:val="1"/>
+      <w:numFmt w:val="bullet"/>
+      <w:lvlText w:val=""/>
+      <w:lvlJc w:val="left"/>
+      <w:pPr>
+        <w:tabs>
+          <w:tab w:val="num" w:pos="2160"/>
+        </w:tabs>
+        <w:ind w:left="2160" w:hanging="360"/>
+      </w:pPr>
+      <w:rPr>
+        <w:rFonts w:ascii="Wingdings" w:hAnsi="Wingdings" w:hint="default"/>
+        <w:sz w:val="20"/>
+      </w:rPr>
+    </w:lvl>
+    <w:lvl w:ilvl="3" w:tentative="1">
+      <w:start w:val="1"/>
+      <w:numFmt w:val="bullet"/>
+      <w:lvlText w:val=""/>
+      <w:lvlJc w:val="left"/>
+      <w:pPr>
+        <w:tabs>
+          <w:tab w:val="num" w:pos="2880"/>
+        </w:tabs>
+        <w:ind w:left="2880" w:hanging="360"/>
+      </w:pPr>
+      <w:rPr>
+        <w:rFonts w:ascii="Wingdings" w:hAnsi="Wingdings" w:hint="default"/>
+        <w:sz w:val="20"/>
+      </w:rPr>
+    </w:lvl>
+    <w:lvl w:ilvl="4" w:tentative="1">
+      <w:start w:val="1"/>
+      <w:numFmt w:val="bullet"/>
+      <w:lvlText w:val=""/>
+      <w:lvlJc w:val="left"/>
+      <w:pPr>
+        <w:tabs>
+          <w:tab w:val="num" w:pos="3600"/>
+        </w:tabs>
+        <w:ind w:left="3600" w:hanging="360"/>
+      </w:pPr>
+      <w:rPr>
+        <w:rFonts w:ascii="Wingdings" w:hAnsi="Wingdings" w:hint="default"/>
+        <w:sz w:val="20"/>
+      </w:rPr>
+    </w:lvl>
+    <w:lvl w:ilvl="5" w:tentative="1">
+      <w:start w:val="1"/>
+      <w:numFmt w:val="bullet"/>
+      <w:lvlText w:val=""/>
+      <w:lvlJc w:val="left"/>
+      <w:pPr>
+        <w:tabs>
+          <w:tab w:val="num" w:pos="4320"/>
+        </w:tabs>
+        <w:ind w:left="4320" w:hanging="360"/>
+      </w:pPr>
+      <w:rPr>
+        <w:rFonts w:ascii="Wingdings" w:hAnsi="Wingdings" w:hint="default"/>
+        <w:sz w:val="20"/>
+      </w:rPr>
+    </w:lvl>
+    <w:lvl w:ilvl="6" w:tentative="1">
+      <w:start w:val="1"/>
+      <w:numFmt w:val="bullet"/>
+      <w:lvlText w:val=""/>
+      <w:lvlJc w:val="left"/>
+      <w:pPr>
+        <w:tabs>
+          <w:tab w:val="num" w:pos="5040"/>
+        </w:tabs>
+        <w:ind w:left="5040" w:hanging="360"/>
+      </w:pPr>
+      <w:rPr>
+        <w:rFonts w:ascii="Wingdings" w:hAnsi="Wingdings" w:hint="default"/>
+        <w:sz w:val="20"/>
+      </w:rPr>
+    </w:lvl>
+    <w:lvl w:ilvl="7" w:tentative="1">
+      <w:start w:val="1"/>
+      <w:numFmt w:val="bullet"/>
+      <w:lvlText w:val=""/>
+      <w:lvlJc w:val="left"/>
+      <w:pPr>
+        <w:tabs>
+          <w:tab w:val="num" w:pos="5760"/>
+        </w:tabs>
+        <w:ind w:left="5760" w:hanging="360"/>
+      </w:pPr>
+      <w:rPr>
+        <w:rFonts w:ascii="Wingdings" w:hAnsi="Wingdings" w:hint="default"/>
+        <w:sz w:val="20"/>
+      </w:rPr>
+    </w:lvl>
+    <w:lvl w:ilvl="8" w:tentative="1">
+      <w:start w:val="1"/>
+      <w:numFmt w:val="bullet"/>
+      <w:lvlText w:val=""/>
+      <w:lvlJc w:val="left"/>
+      <w:pPr>
+        <w:tabs>
+          <w:tab w:val="num" w:pos="6480"/>
+        </w:tabs>
+        <w:ind w:left="6480" w:hanging="360"/>
+      </w:pPr>
+      <w:rPr>
+        <w:rFonts w:ascii="Wingdings" w:hAnsi="Wingdings" w:hint="default"/>
+        <w:sz w:val="20"/>
+      </w:rPr>
+    </w:lvl>
+  </w:abstractNum>
+  <w:abstractNum w:abstractNumId="2" w15:restartNumberingAfterBreak="0">
     <w:nsid w:val="194D5726"/>
     <w:multiLevelType w:val="multilevel"/>
     <w:tmpl w:val="2BD03222"/>
@@ -622,7 +3999,752 @@
       </w:rPr>
     </w:lvl>
   </w:abstractNum>
-  <w:abstractNum w:abstractNumId="1" w15:restartNumberingAfterBreak="0">
+  <w:abstractNum w:abstractNumId="3" w15:restartNumberingAfterBreak="0">
+    <w:nsid w:val="1A527293"/>
+    <w:multiLevelType w:val="multilevel"/>
+    <w:tmpl w:val="93B2AC40"/>
+    <w:lvl w:ilvl="0">
+      <w:start w:val="1"/>
+      <w:numFmt w:val="bullet"/>
+      <w:lvlText w:val=""/>
+      <w:lvlJc w:val="left"/>
+      <w:pPr>
+        <w:tabs>
+          <w:tab w:val="num" w:pos="720"/>
+        </w:tabs>
+        <w:ind w:left="720" w:hanging="360"/>
+      </w:pPr>
+      <w:rPr>
+        <w:rFonts w:ascii="Symbol" w:hAnsi="Symbol" w:hint="default"/>
+        <w:sz w:val="20"/>
+      </w:rPr>
+    </w:lvl>
+    <w:lvl w:ilvl="1">
+      <w:start w:val="1"/>
+      <w:numFmt w:val="bullet"/>
+      <w:lvlText w:val="o"/>
+      <w:lvlJc w:val="left"/>
+      <w:pPr>
+        <w:tabs>
+          <w:tab w:val="num" w:pos="1440"/>
+        </w:tabs>
+        <w:ind w:left="1440" w:hanging="360"/>
+      </w:pPr>
+      <w:rPr>
+        <w:rFonts w:ascii="Courier New" w:hAnsi="Courier New" w:hint="default"/>
+        <w:sz w:val="20"/>
+      </w:rPr>
+    </w:lvl>
+    <w:lvl w:ilvl="2" w:tentative="1">
+      <w:start w:val="1"/>
+      <w:numFmt w:val="bullet"/>
+      <w:lvlText w:val=""/>
+      <w:lvlJc w:val="left"/>
+      <w:pPr>
+        <w:tabs>
+          <w:tab w:val="num" w:pos="2160"/>
+        </w:tabs>
+        <w:ind w:left="2160" w:hanging="360"/>
+      </w:pPr>
+      <w:rPr>
+        <w:rFonts w:ascii="Wingdings" w:hAnsi="Wingdings" w:hint="default"/>
+        <w:sz w:val="20"/>
+      </w:rPr>
+    </w:lvl>
+    <w:lvl w:ilvl="3" w:tentative="1">
+      <w:start w:val="1"/>
+      <w:numFmt w:val="bullet"/>
+      <w:lvlText w:val=""/>
+      <w:lvlJc w:val="left"/>
+      <w:pPr>
+        <w:tabs>
+          <w:tab w:val="num" w:pos="2880"/>
+        </w:tabs>
+        <w:ind w:left="2880" w:hanging="360"/>
+      </w:pPr>
+      <w:rPr>
+        <w:rFonts w:ascii="Wingdings" w:hAnsi="Wingdings" w:hint="default"/>
+        <w:sz w:val="20"/>
+      </w:rPr>
+    </w:lvl>
+    <w:lvl w:ilvl="4" w:tentative="1">
+      <w:start w:val="1"/>
+      <w:numFmt w:val="bullet"/>
+      <w:lvlText w:val=""/>
+      <w:lvlJc w:val="left"/>
+      <w:pPr>
+        <w:tabs>
+          <w:tab w:val="num" w:pos="3600"/>
+        </w:tabs>
+        <w:ind w:left="3600" w:hanging="360"/>
+      </w:pPr>
+      <w:rPr>
+        <w:rFonts w:ascii="Wingdings" w:hAnsi="Wingdings" w:hint="default"/>
+        <w:sz w:val="20"/>
+      </w:rPr>
+    </w:lvl>
+    <w:lvl w:ilvl="5" w:tentative="1">
+      <w:start w:val="1"/>
+      <w:numFmt w:val="bullet"/>
+      <w:lvlText w:val=""/>
+      <w:lvlJc w:val="left"/>
+      <w:pPr>
+        <w:tabs>
+          <w:tab w:val="num" w:pos="4320"/>
+        </w:tabs>
+        <w:ind w:left="4320" w:hanging="360"/>
+      </w:pPr>
+      <w:rPr>
+        <w:rFonts w:ascii="Wingdings" w:hAnsi="Wingdings" w:hint="default"/>
+        <w:sz w:val="20"/>
+      </w:rPr>
+    </w:lvl>
+    <w:lvl w:ilvl="6" w:tentative="1">
+      <w:start w:val="1"/>
+      <w:numFmt w:val="bullet"/>
+      <w:lvlText w:val=""/>
+      <w:lvlJc w:val="left"/>
+      <w:pPr>
+        <w:tabs>
+          <w:tab w:val="num" w:pos="5040"/>
+        </w:tabs>
+        <w:ind w:left="5040" w:hanging="360"/>
+      </w:pPr>
+      <w:rPr>
+        <w:rFonts w:ascii="Wingdings" w:hAnsi="Wingdings" w:hint="default"/>
+        <w:sz w:val="20"/>
+      </w:rPr>
+    </w:lvl>
+    <w:lvl w:ilvl="7" w:tentative="1">
+      <w:start w:val="1"/>
+      <w:numFmt w:val="bullet"/>
+      <w:lvlText w:val=""/>
+      <w:lvlJc w:val="left"/>
+      <w:pPr>
+        <w:tabs>
+          <w:tab w:val="num" w:pos="5760"/>
+        </w:tabs>
+        <w:ind w:left="5760" w:hanging="360"/>
+      </w:pPr>
+      <w:rPr>
+        <w:rFonts w:ascii="Wingdings" w:hAnsi="Wingdings" w:hint="default"/>
+        <w:sz w:val="20"/>
+      </w:rPr>
+    </w:lvl>
+    <w:lvl w:ilvl="8" w:tentative="1">
+      <w:start w:val="1"/>
+      <w:numFmt w:val="bullet"/>
+      <w:lvlText w:val=""/>
+      <w:lvlJc w:val="left"/>
+      <w:pPr>
+        <w:tabs>
+          <w:tab w:val="num" w:pos="6480"/>
+        </w:tabs>
+        <w:ind w:left="6480" w:hanging="360"/>
+      </w:pPr>
+      <w:rPr>
+        <w:rFonts w:ascii="Wingdings" w:hAnsi="Wingdings" w:hint="default"/>
+        <w:sz w:val="20"/>
+      </w:rPr>
+    </w:lvl>
+  </w:abstractNum>
+  <w:abstractNum w:abstractNumId="4" w15:restartNumberingAfterBreak="0">
+    <w:nsid w:val="26152B4F"/>
+    <w:multiLevelType w:val="multilevel"/>
+    <w:tmpl w:val="736ED520"/>
+    <w:lvl w:ilvl="0">
+      <w:start w:val="1"/>
+      <w:numFmt w:val="bullet"/>
+      <w:lvlText w:val=""/>
+      <w:lvlJc w:val="left"/>
+      <w:pPr>
+        <w:tabs>
+          <w:tab w:val="num" w:pos="720"/>
+        </w:tabs>
+        <w:ind w:left="720" w:hanging="360"/>
+      </w:pPr>
+      <w:rPr>
+        <w:rFonts w:ascii="Symbol" w:hAnsi="Symbol" w:hint="default"/>
+        <w:sz w:val="20"/>
+      </w:rPr>
+    </w:lvl>
+    <w:lvl w:ilvl="1" w:tentative="1">
+      <w:start w:val="1"/>
+      <w:numFmt w:val="bullet"/>
+      <w:lvlText w:val="o"/>
+      <w:lvlJc w:val="left"/>
+      <w:pPr>
+        <w:tabs>
+          <w:tab w:val="num" w:pos="1440"/>
+        </w:tabs>
+        <w:ind w:left="1440" w:hanging="360"/>
+      </w:pPr>
+      <w:rPr>
+        <w:rFonts w:ascii="Courier New" w:hAnsi="Courier New" w:hint="default"/>
+        <w:sz w:val="20"/>
+      </w:rPr>
+    </w:lvl>
+    <w:lvl w:ilvl="2" w:tentative="1">
+      <w:start w:val="1"/>
+      <w:numFmt w:val="bullet"/>
+      <w:lvlText w:val=""/>
+      <w:lvlJc w:val="left"/>
+      <w:pPr>
+        <w:tabs>
+          <w:tab w:val="num" w:pos="2160"/>
+        </w:tabs>
+        <w:ind w:left="2160" w:hanging="360"/>
+      </w:pPr>
+      <w:rPr>
+        <w:rFonts w:ascii="Wingdings" w:hAnsi="Wingdings" w:hint="default"/>
+        <w:sz w:val="20"/>
+      </w:rPr>
+    </w:lvl>
+    <w:lvl w:ilvl="3" w:tentative="1">
+      <w:start w:val="1"/>
+      <w:numFmt w:val="bullet"/>
+      <w:lvlText w:val=""/>
+      <w:lvlJc w:val="left"/>
+      <w:pPr>
+        <w:tabs>
+          <w:tab w:val="num" w:pos="2880"/>
+        </w:tabs>
+        <w:ind w:left="2880" w:hanging="360"/>
+      </w:pPr>
+      <w:rPr>
+        <w:rFonts w:ascii="Wingdings" w:hAnsi="Wingdings" w:hint="default"/>
+        <w:sz w:val="20"/>
+      </w:rPr>
+    </w:lvl>
+    <w:lvl w:ilvl="4" w:tentative="1">
+      <w:start w:val="1"/>
+      <w:numFmt w:val="bullet"/>
+      <w:lvlText w:val=""/>
+      <w:lvlJc w:val="left"/>
+      <w:pPr>
+        <w:tabs>
+          <w:tab w:val="num" w:pos="3600"/>
+        </w:tabs>
+        <w:ind w:left="3600" w:hanging="360"/>
+      </w:pPr>
+      <w:rPr>
+        <w:rFonts w:ascii="Wingdings" w:hAnsi="Wingdings" w:hint="default"/>
+        <w:sz w:val="20"/>
+      </w:rPr>
+    </w:lvl>
+    <w:lvl w:ilvl="5" w:tentative="1">
+      <w:start w:val="1"/>
+      <w:numFmt w:val="bullet"/>
+      <w:lvlText w:val=""/>
+      <w:lvlJc w:val="left"/>
+      <w:pPr>
+        <w:tabs>
+          <w:tab w:val="num" w:pos="4320"/>
+        </w:tabs>
+        <w:ind w:left="4320" w:hanging="360"/>
+      </w:pPr>
+      <w:rPr>
+        <w:rFonts w:ascii="Wingdings" w:hAnsi="Wingdings" w:hint="default"/>
+        <w:sz w:val="20"/>
+      </w:rPr>
+    </w:lvl>
+    <w:lvl w:ilvl="6" w:tentative="1">
+      <w:start w:val="1"/>
+      <w:numFmt w:val="bullet"/>
+      <w:lvlText w:val=""/>
+      <w:lvlJc w:val="left"/>
+      <w:pPr>
+        <w:tabs>
+          <w:tab w:val="num" w:pos="5040"/>
+        </w:tabs>
+        <w:ind w:left="5040" w:hanging="360"/>
+      </w:pPr>
+      <w:rPr>
+        <w:rFonts w:ascii="Wingdings" w:hAnsi="Wingdings" w:hint="default"/>
+        <w:sz w:val="20"/>
+      </w:rPr>
+    </w:lvl>
+    <w:lvl w:ilvl="7" w:tentative="1">
+      <w:start w:val="1"/>
+      <w:numFmt w:val="bullet"/>
+      <w:lvlText w:val=""/>
+      <w:lvlJc w:val="left"/>
+      <w:pPr>
+        <w:tabs>
+          <w:tab w:val="num" w:pos="5760"/>
+        </w:tabs>
+        <w:ind w:left="5760" w:hanging="360"/>
+      </w:pPr>
+      <w:rPr>
+        <w:rFonts w:ascii="Wingdings" w:hAnsi="Wingdings" w:hint="default"/>
+        <w:sz w:val="20"/>
+      </w:rPr>
+    </w:lvl>
+    <w:lvl w:ilvl="8" w:tentative="1">
+      <w:start w:val="1"/>
+      <w:numFmt w:val="bullet"/>
+      <w:lvlText w:val=""/>
+      <w:lvlJc w:val="left"/>
+      <w:pPr>
+        <w:tabs>
+          <w:tab w:val="num" w:pos="6480"/>
+        </w:tabs>
+        <w:ind w:left="6480" w:hanging="360"/>
+      </w:pPr>
+      <w:rPr>
+        <w:rFonts w:ascii="Wingdings" w:hAnsi="Wingdings" w:hint="default"/>
+        <w:sz w:val="20"/>
+      </w:rPr>
+    </w:lvl>
+  </w:abstractNum>
+  <w:abstractNum w:abstractNumId="5" w15:restartNumberingAfterBreak="0">
+    <w:nsid w:val="2C4520B5"/>
+    <w:multiLevelType w:val="multilevel"/>
+    <w:tmpl w:val="C9B00EEE"/>
+    <w:lvl w:ilvl="0">
+      <w:start w:val="1"/>
+      <w:numFmt w:val="bullet"/>
+      <w:lvlText w:val=""/>
+      <w:lvlJc w:val="left"/>
+      <w:pPr>
+        <w:tabs>
+          <w:tab w:val="num" w:pos="720"/>
+        </w:tabs>
+        <w:ind w:left="720" w:hanging="360"/>
+      </w:pPr>
+      <w:rPr>
+        <w:rFonts w:ascii="Symbol" w:hAnsi="Symbol" w:hint="default"/>
+        <w:sz w:val="20"/>
+      </w:rPr>
+    </w:lvl>
+    <w:lvl w:ilvl="1">
+      <w:start w:val="1"/>
+      <w:numFmt w:val="bullet"/>
+      <w:lvlText w:val="o"/>
+      <w:lvlJc w:val="left"/>
+      <w:pPr>
+        <w:tabs>
+          <w:tab w:val="num" w:pos="1440"/>
+        </w:tabs>
+        <w:ind w:left="1440" w:hanging="360"/>
+      </w:pPr>
+      <w:rPr>
+        <w:rFonts w:ascii="Courier New" w:hAnsi="Courier New" w:hint="default"/>
+        <w:sz w:val="20"/>
+      </w:rPr>
+    </w:lvl>
+    <w:lvl w:ilvl="2" w:tentative="1">
+      <w:start w:val="1"/>
+      <w:numFmt w:val="bullet"/>
+      <w:lvlText w:val=""/>
+      <w:lvlJc w:val="left"/>
+      <w:pPr>
+        <w:tabs>
+          <w:tab w:val="num" w:pos="2160"/>
+        </w:tabs>
+        <w:ind w:left="2160" w:hanging="360"/>
+      </w:pPr>
+      <w:rPr>
+        <w:rFonts w:ascii="Wingdings" w:hAnsi="Wingdings" w:hint="default"/>
+        <w:sz w:val="20"/>
+      </w:rPr>
+    </w:lvl>
+    <w:lvl w:ilvl="3" w:tentative="1">
+      <w:start w:val="1"/>
+      <w:numFmt w:val="bullet"/>
+      <w:lvlText w:val=""/>
+      <w:lvlJc w:val="left"/>
+      <w:pPr>
+        <w:tabs>
+          <w:tab w:val="num" w:pos="2880"/>
+        </w:tabs>
+        <w:ind w:left="2880" w:hanging="360"/>
+      </w:pPr>
+      <w:rPr>
+        <w:rFonts w:ascii="Wingdings" w:hAnsi="Wingdings" w:hint="default"/>
+        <w:sz w:val="20"/>
+      </w:rPr>
+    </w:lvl>
+    <w:lvl w:ilvl="4" w:tentative="1">
+      <w:start w:val="1"/>
+      <w:numFmt w:val="bullet"/>
+      <w:lvlText w:val=""/>
+      <w:lvlJc w:val="left"/>
+      <w:pPr>
+        <w:tabs>
+          <w:tab w:val="num" w:pos="3600"/>
+        </w:tabs>
+        <w:ind w:left="3600" w:hanging="360"/>
+      </w:pPr>
+      <w:rPr>
+        <w:rFonts w:ascii="Wingdings" w:hAnsi="Wingdings" w:hint="default"/>
+        <w:sz w:val="20"/>
+      </w:rPr>
+    </w:lvl>
+    <w:lvl w:ilvl="5" w:tentative="1">
+      <w:start w:val="1"/>
+      <w:numFmt w:val="bullet"/>
+      <w:lvlText w:val=""/>
+      <w:lvlJc w:val="left"/>
+      <w:pPr>
+        <w:tabs>
+          <w:tab w:val="num" w:pos="4320"/>
+        </w:tabs>
+        <w:ind w:left="4320" w:hanging="360"/>
+      </w:pPr>
+      <w:rPr>
+        <w:rFonts w:ascii="Wingdings" w:hAnsi="Wingdings" w:hint="default"/>
+        <w:sz w:val="20"/>
+      </w:rPr>
+    </w:lvl>
+    <w:lvl w:ilvl="6" w:tentative="1">
+      <w:start w:val="1"/>
+      <w:numFmt w:val="bullet"/>
+      <w:lvlText w:val=""/>
+      <w:lvlJc w:val="left"/>
+      <w:pPr>
+        <w:tabs>
+          <w:tab w:val="num" w:pos="5040"/>
+        </w:tabs>
+        <w:ind w:left="5040" w:hanging="360"/>
+      </w:pPr>
+      <w:rPr>
+        <w:rFonts w:ascii="Wingdings" w:hAnsi="Wingdings" w:hint="default"/>
+        <w:sz w:val="20"/>
+      </w:rPr>
+    </w:lvl>
+    <w:lvl w:ilvl="7" w:tentative="1">
+      <w:start w:val="1"/>
+      <w:numFmt w:val="bullet"/>
+      <w:lvlText w:val=""/>
+      <w:lvlJc w:val="left"/>
+      <w:pPr>
+        <w:tabs>
+          <w:tab w:val="num" w:pos="5760"/>
+        </w:tabs>
+        <w:ind w:left="5760" w:hanging="360"/>
+      </w:pPr>
+      <w:rPr>
+        <w:rFonts w:ascii="Wingdings" w:hAnsi="Wingdings" w:hint="default"/>
+        <w:sz w:val="20"/>
+      </w:rPr>
+    </w:lvl>
+    <w:lvl w:ilvl="8" w:tentative="1">
+      <w:start w:val="1"/>
+      <w:numFmt w:val="bullet"/>
+      <w:lvlText w:val=""/>
+      <w:lvlJc w:val="left"/>
+      <w:pPr>
+        <w:tabs>
+          <w:tab w:val="num" w:pos="6480"/>
+        </w:tabs>
+        <w:ind w:left="6480" w:hanging="360"/>
+      </w:pPr>
+      <w:rPr>
+        <w:rFonts w:ascii="Wingdings" w:hAnsi="Wingdings" w:hint="default"/>
+        <w:sz w:val="20"/>
+      </w:rPr>
+    </w:lvl>
+  </w:abstractNum>
+  <w:abstractNum w:abstractNumId="6" w15:restartNumberingAfterBreak="0">
+    <w:nsid w:val="2EAD7194"/>
+    <w:multiLevelType w:val="multilevel"/>
+    <w:tmpl w:val="324280C8"/>
+    <w:lvl w:ilvl="0">
+      <w:start w:val="1"/>
+      <w:numFmt w:val="bullet"/>
+      <w:lvlText w:val=""/>
+      <w:lvlJc w:val="left"/>
+      <w:pPr>
+        <w:tabs>
+          <w:tab w:val="num" w:pos="720"/>
+        </w:tabs>
+        <w:ind w:left="720" w:hanging="360"/>
+      </w:pPr>
+      <w:rPr>
+        <w:rFonts w:ascii="Symbol" w:hAnsi="Symbol" w:hint="default"/>
+        <w:sz w:val="20"/>
+      </w:rPr>
+    </w:lvl>
+    <w:lvl w:ilvl="1">
+      <w:start w:val="1"/>
+      <w:numFmt w:val="bullet"/>
+      <w:lvlText w:val="o"/>
+      <w:lvlJc w:val="left"/>
+      <w:pPr>
+        <w:tabs>
+          <w:tab w:val="num" w:pos="1440"/>
+        </w:tabs>
+        <w:ind w:left="1440" w:hanging="360"/>
+      </w:pPr>
+      <w:rPr>
+        <w:rFonts w:ascii="Courier New" w:hAnsi="Courier New" w:hint="default"/>
+        <w:sz w:val="20"/>
+      </w:rPr>
+    </w:lvl>
+    <w:lvl w:ilvl="2" w:tentative="1">
+      <w:start w:val="1"/>
+      <w:numFmt w:val="bullet"/>
+      <w:lvlText w:val=""/>
+      <w:lvlJc w:val="left"/>
+      <w:pPr>
+        <w:tabs>
+          <w:tab w:val="num" w:pos="2160"/>
+        </w:tabs>
+        <w:ind w:left="2160" w:hanging="360"/>
+      </w:pPr>
+      <w:rPr>
+        <w:rFonts w:ascii="Wingdings" w:hAnsi="Wingdings" w:hint="default"/>
+        <w:sz w:val="20"/>
+      </w:rPr>
+    </w:lvl>
+    <w:lvl w:ilvl="3" w:tentative="1">
+      <w:start w:val="1"/>
+      <w:numFmt w:val="bullet"/>
+      <w:lvlText w:val=""/>
+      <w:lvlJc w:val="left"/>
+      <w:pPr>
+        <w:tabs>
+          <w:tab w:val="num" w:pos="2880"/>
+        </w:tabs>
+        <w:ind w:left="2880" w:hanging="360"/>
+      </w:pPr>
+      <w:rPr>
+        <w:rFonts w:ascii="Wingdings" w:hAnsi="Wingdings" w:hint="default"/>
+        <w:sz w:val="20"/>
+      </w:rPr>
+    </w:lvl>
+    <w:lvl w:ilvl="4" w:tentative="1">
+      <w:start w:val="1"/>
+      <w:numFmt w:val="bullet"/>
+      <w:lvlText w:val=""/>
+      <w:lvlJc w:val="left"/>
+      <w:pPr>
+        <w:tabs>
+          <w:tab w:val="num" w:pos="3600"/>
+        </w:tabs>
+        <w:ind w:left="3600" w:hanging="360"/>
+      </w:pPr>
+      <w:rPr>
+        <w:rFonts w:ascii="Wingdings" w:hAnsi="Wingdings" w:hint="default"/>
+        <w:sz w:val="20"/>
+      </w:rPr>
+    </w:lvl>
+    <w:lvl w:ilvl="5" w:tentative="1">
+      <w:start w:val="1"/>
+      <w:numFmt w:val="bullet"/>
+      <w:lvlText w:val=""/>
+      <w:lvlJc w:val="left"/>
+      <w:pPr>
+        <w:tabs>
+          <w:tab w:val="num" w:pos="4320"/>
+        </w:tabs>
+        <w:ind w:left="4320" w:hanging="360"/>
+      </w:pPr>
+      <w:rPr>
+        <w:rFonts w:ascii="Wingdings" w:hAnsi="Wingdings" w:hint="default"/>
+        <w:sz w:val="20"/>
+      </w:rPr>
+    </w:lvl>
+    <w:lvl w:ilvl="6" w:tentative="1">
+      <w:start w:val="1"/>
+      <w:numFmt w:val="bullet"/>
+      <w:lvlText w:val=""/>
+      <w:lvlJc w:val="left"/>
+      <w:pPr>
+        <w:tabs>
+          <w:tab w:val="num" w:pos="5040"/>
+        </w:tabs>
+        <w:ind w:left="5040" w:hanging="360"/>
+      </w:pPr>
+      <w:rPr>
+        <w:rFonts w:ascii="Wingdings" w:hAnsi="Wingdings" w:hint="default"/>
+        <w:sz w:val="20"/>
+      </w:rPr>
+    </w:lvl>
+    <w:lvl w:ilvl="7" w:tentative="1">
+      <w:start w:val="1"/>
+      <w:numFmt w:val="bullet"/>
+      <w:lvlText w:val=""/>
+      <w:lvlJc w:val="left"/>
+      <w:pPr>
+        <w:tabs>
+          <w:tab w:val="num" w:pos="5760"/>
+        </w:tabs>
+        <w:ind w:left="5760" w:hanging="360"/>
+      </w:pPr>
+      <w:rPr>
+        <w:rFonts w:ascii="Wingdings" w:hAnsi="Wingdings" w:hint="default"/>
+        <w:sz w:val="20"/>
+      </w:rPr>
+    </w:lvl>
+    <w:lvl w:ilvl="8" w:tentative="1">
+      <w:start w:val="1"/>
+      <w:numFmt w:val="bullet"/>
+      <w:lvlText w:val=""/>
+      <w:lvlJc w:val="left"/>
+      <w:pPr>
+        <w:tabs>
+          <w:tab w:val="num" w:pos="6480"/>
+        </w:tabs>
+        <w:ind w:left="6480" w:hanging="360"/>
+      </w:pPr>
+      <w:rPr>
+        <w:rFonts w:ascii="Wingdings" w:hAnsi="Wingdings" w:hint="default"/>
+        <w:sz w:val="20"/>
+      </w:rPr>
+    </w:lvl>
+  </w:abstractNum>
+  <w:abstractNum w:abstractNumId="7" w15:restartNumberingAfterBreak="0">
+    <w:nsid w:val="3C9F6096"/>
+    <w:multiLevelType w:val="multilevel"/>
+    <w:tmpl w:val="3FDC63F4"/>
+    <w:lvl w:ilvl="0">
+      <w:start w:val="1"/>
+      <w:numFmt w:val="bullet"/>
+      <w:lvlText w:val=""/>
+      <w:lvlJc w:val="left"/>
+      <w:pPr>
+        <w:tabs>
+          <w:tab w:val="num" w:pos="720"/>
+        </w:tabs>
+        <w:ind w:left="720" w:hanging="360"/>
+      </w:pPr>
+      <w:rPr>
+        <w:rFonts w:ascii="Symbol" w:hAnsi="Symbol" w:hint="default"/>
+        <w:sz w:val="20"/>
+      </w:rPr>
+    </w:lvl>
+    <w:lvl w:ilvl="1" w:tentative="1">
+      <w:start w:val="1"/>
+      <w:numFmt w:val="bullet"/>
+      <w:lvlText w:val="o"/>
+      <w:lvlJc w:val="left"/>
+      <w:pPr>
+        <w:tabs>
+          <w:tab w:val="num" w:pos="1440"/>
+        </w:tabs>
+        <w:ind w:left="1440" w:hanging="360"/>
+      </w:pPr>
+      <w:rPr>
+        <w:rFonts w:ascii="Courier New" w:hAnsi="Courier New" w:hint="default"/>
+        <w:sz w:val="20"/>
+      </w:rPr>
+    </w:lvl>
+    <w:lvl w:ilvl="2" w:tentative="1">
+      <w:start w:val="1"/>
+      <w:numFmt w:val="bullet"/>
+      <w:lvlText w:val=""/>
+      <w:lvlJc w:val="left"/>
+      <w:pPr>
+        <w:tabs>
+          <w:tab w:val="num" w:pos="2160"/>
+        </w:tabs>
+        <w:ind w:left="2160" w:hanging="360"/>
+      </w:pPr>
+      <w:rPr>
+        <w:rFonts w:ascii="Wingdings" w:hAnsi="Wingdings" w:hint="default"/>
+        <w:sz w:val="20"/>
+      </w:rPr>
+    </w:lvl>
+    <w:lvl w:ilvl="3" w:tentative="1">
+      <w:start w:val="1"/>
+      <w:numFmt w:val="bullet"/>
+      <w:lvlText w:val=""/>
+      <w:lvlJc w:val="left"/>
+      <w:pPr>
+        <w:tabs>
+          <w:tab w:val="num" w:pos="2880"/>
+        </w:tabs>
+        <w:ind w:left="2880" w:hanging="360"/>
+      </w:pPr>
+      <w:rPr>
+        <w:rFonts w:ascii="Wingdings" w:hAnsi="Wingdings" w:hint="default"/>
+        <w:sz w:val="20"/>
+      </w:rPr>
+    </w:lvl>
+    <w:lvl w:ilvl="4" w:tentative="1">
+      <w:start w:val="1"/>
+      <w:numFmt w:val="bullet"/>
+      <w:lvlText w:val=""/>
+      <w:lvlJc w:val="left"/>
+      <w:pPr>
+        <w:tabs>
+          <w:tab w:val="num" w:pos="3600"/>
+        </w:tabs>
+        <w:ind w:left="3600" w:hanging="360"/>
+      </w:pPr>
+      <w:rPr>
+        <w:rFonts w:ascii="Wingdings" w:hAnsi="Wingdings" w:hint="default"/>
+        <w:sz w:val="20"/>
+      </w:rPr>
+    </w:lvl>
+    <w:lvl w:ilvl="5" w:tentative="1">
+      <w:start w:val="1"/>
+      <w:numFmt w:val="bullet"/>
+      <w:lvlText w:val=""/>
+      <w:lvlJc w:val="left"/>
+      <w:pPr>
+        <w:tabs>
+          <w:tab w:val="num" w:pos="4320"/>
+        </w:tabs>
+        <w:ind w:left="4320" w:hanging="360"/>
+      </w:pPr>
+      <w:rPr>
+        <w:rFonts w:ascii="Wingdings" w:hAnsi="Wingdings" w:hint="default"/>
+        <w:sz w:val="20"/>
+      </w:rPr>
+    </w:lvl>
+    <w:lvl w:ilvl="6" w:tentative="1">
+      <w:start w:val="1"/>
+      <w:numFmt w:val="bullet"/>
+      <w:lvlText w:val=""/>
+      <w:lvlJc w:val="left"/>
+      <w:pPr>
+        <w:tabs>
+          <w:tab w:val="num" w:pos="5040"/>
+        </w:tabs>
+        <w:ind w:left="5040" w:hanging="360"/>
+      </w:pPr>
+      <w:rPr>
+        <w:rFonts w:ascii="Wingdings" w:hAnsi="Wingdings" w:hint="default"/>
+        <w:sz w:val="20"/>
+      </w:rPr>
+    </w:lvl>
+    <w:lvl w:ilvl="7" w:tentative="1">
+      <w:start w:val="1"/>
+      <w:numFmt w:val="bullet"/>
+      <w:lvlText w:val=""/>
+      <w:lvlJc w:val="left"/>
+      <w:pPr>
+        <w:tabs>
+          <w:tab w:val="num" w:pos="5760"/>
+        </w:tabs>
+        <w:ind w:left="5760" w:hanging="360"/>
+      </w:pPr>
+      <w:rPr>
+        <w:rFonts w:ascii="Wingdings" w:hAnsi="Wingdings" w:hint="default"/>
+        <w:sz w:val="20"/>
+      </w:rPr>
+    </w:lvl>
+    <w:lvl w:ilvl="8" w:tentative="1">
+      <w:start w:val="1"/>
+      <w:numFmt w:val="bullet"/>
+      <w:lvlText w:val=""/>
+      <w:lvlJc w:val="left"/>
+      <w:pPr>
+        <w:tabs>
+          <w:tab w:val="num" w:pos="6480"/>
+        </w:tabs>
+        <w:ind w:left="6480" w:hanging="360"/>
+      </w:pPr>
+      <w:rPr>
+        <w:rFonts w:ascii="Wingdings" w:hAnsi="Wingdings" w:hint="default"/>
+        <w:sz w:val="20"/>
+      </w:rPr>
+    </w:lvl>
+  </w:abstractNum>
+  <w:abstractNum w:abstractNumId="8" w15:restartNumberingAfterBreak="0">
     <w:nsid w:val="48145CA1"/>
     <w:multiLevelType w:val="multilevel"/>
     <w:tmpl w:val="ABD69E36"/>
@@ -771,7 +4893,603 @@
       </w:rPr>
     </w:lvl>
   </w:abstractNum>
-  <w:abstractNum w:abstractNumId="2" w15:restartNumberingAfterBreak="0">
+  <w:abstractNum w:abstractNumId="9" w15:restartNumberingAfterBreak="0">
+    <w:nsid w:val="4E2D5224"/>
+    <w:multiLevelType w:val="multilevel"/>
+    <w:tmpl w:val="F46EEB6C"/>
+    <w:lvl w:ilvl="0">
+      <w:start w:val="1"/>
+      <w:numFmt w:val="bullet"/>
+      <w:lvlText w:val=""/>
+      <w:lvlJc w:val="left"/>
+      <w:pPr>
+        <w:tabs>
+          <w:tab w:val="num" w:pos="720"/>
+        </w:tabs>
+        <w:ind w:left="720" w:hanging="360"/>
+      </w:pPr>
+      <w:rPr>
+        <w:rFonts w:ascii="Symbol" w:hAnsi="Symbol" w:hint="default"/>
+        <w:sz w:val="20"/>
+      </w:rPr>
+    </w:lvl>
+    <w:lvl w:ilvl="1" w:tentative="1">
+      <w:start w:val="1"/>
+      <w:numFmt w:val="bullet"/>
+      <w:lvlText w:val="o"/>
+      <w:lvlJc w:val="left"/>
+      <w:pPr>
+        <w:tabs>
+          <w:tab w:val="num" w:pos="1440"/>
+        </w:tabs>
+        <w:ind w:left="1440" w:hanging="360"/>
+      </w:pPr>
+      <w:rPr>
+        <w:rFonts w:ascii="Courier New" w:hAnsi="Courier New" w:hint="default"/>
+        <w:sz w:val="20"/>
+      </w:rPr>
+    </w:lvl>
+    <w:lvl w:ilvl="2" w:tentative="1">
+      <w:start w:val="1"/>
+      <w:numFmt w:val="bullet"/>
+      <w:lvlText w:val=""/>
+      <w:lvlJc w:val="left"/>
+      <w:pPr>
+        <w:tabs>
+          <w:tab w:val="num" w:pos="2160"/>
+        </w:tabs>
+        <w:ind w:left="2160" w:hanging="360"/>
+      </w:pPr>
+      <w:rPr>
+        <w:rFonts w:ascii="Wingdings" w:hAnsi="Wingdings" w:hint="default"/>
+        <w:sz w:val="20"/>
+      </w:rPr>
+    </w:lvl>
+    <w:lvl w:ilvl="3" w:tentative="1">
+      <w:start w:val="1"/>
+      <w:numFmt w:val="bullet"/>
+      <w:lvlText w:val=""/>
+      <w:lvlJc w:val="left"/>
+      <w:pPr>
+        <w:tabs>
+          <w:tab w:val="num" w:pos="2880"/>
+        </w:tabs>
+        <w:ind w:left="2880" w:hanging="360"/>
+      </w:pPr>
+      <w:rPr>
+        <w:rFonts w:ascii="Wingdings" w:hAnsi="Wingdings" w:hint="default"/>
+        <w:sz w:val="20"/>
+      </w:rPr>
+    </w:lvl>
+    <w:lvl w:ilvl="4" w:tentative="1">
+      <w:start w:val="1"/>
+      <w:numFmt w:val="bullet"/>
+      <w:lvlText w:val=""/>
+      <w:lvlJc w:val="left"/>
+      <w:pPr>
+        <w:tabs>
+          <w:tab w:val="num" w:pos="3600"/>
+        </w:tabs>
+        <w:ind w:left="3600" w:hanging="360"/>
+      </w:pPr>
+      <w:rPr>
+        <w:rFonts w:ascii="Wingdings" w:hAnsi="Wingdings" w:hint="default"/>
+        <w:sz w:val="20"/>
+      </w:rPr>
+    </w:lvl>
+    <w:lvl w:ilvl="5" w:tentative="1">
+      <w:start w:val="1"/>
+      <w:numFmt w:val="bullet"/>
+      <w:lvlText w:val=""/>
+      <w:lvlJc w:val="left"/>
+      <w:pPr>
+        <w:tabs>
+          <w:tab w:val="num" w:pos="4320"/>
+        </w:tabs>
+        <w:ind w:left="4320" w:hanging="360"/>
+      </w:pPr>
+      <w:rPr>
+        <w:rFonts w:ascii="Wingdings" w:hAnsi="Wingdings" w:hint="default"/>
+        <w:sz w:val="20"/>
+      </w:rPr>
+    </w:lvl>
+    <w:lvl w:ilvl="6" w:tentative="1">
+      <w:start w:val="1"/>
+      <w:numFmt w:val="bullet"/>
+      <w:lvlText w:val=""/>
+      <w:lvlJc w:val="left"/>
+      <w:pPr>
+        <w:tabs>
+          <w:tab w:val="num" w:pos="5040"/>
+        </w:tabs>
+        <w:ind w:left="5040" w:hanging="360"/>
+      </w:pPr>
+      <w:rPr>
+        <w:rFonts w:ascii="Wingdings" w:hAnsi="Wingdings" w:hint="default"/>
+        <w:sz w:val="20"/>
+      </w:rPr>
+    </w:lvl>
+    <w:lvl w:ilvl="7" w:tentative="1">
+      <w:start w:val="1"/>
+      <w:numFmt w:val="bullet"/>
+      <w:lvlText w:val=""/>
+      <w:lvlJc w:val="left"/>
+      <w:pPr>
+        <w:tabs>
+          <w:tab w:val="num" w:pos="5760"/>
+        </w:tabs>
+        <w:ind w:left="5760" w:hanging="360"/>
+      </w:pPr>
+      <w:rPr>
+        <w:rFonts w:ascii="Wingdings" w:hAnsi="Wingdings" w:hint="default"/>
+        <w:sz w:val="20"/>
+      </w:rPr>
+    </w:lvl>
+    <w:lvl w:ilvl="8" w:tentative="1">
+      <w:start w:val="1"/>
+      <w:numFmt w:val="bullet"/>
+      <w:lvlText w:val=""/>
+      <w:lvlJc w:val="left"/>
+      <w:pPr>
+        <w:tabs>
+          <w:tab w:val="num" w:pos="6480"/>
+        </w:tabs>
+        <w:ind w:left="6480" w:hanging="360"/>
+      </w:pPr>
+      <w:rPr>
+        <w:rFonts w:ascii="Wingdings" w:hAnsi="Wingdings" w:hint="default"/>
+        <w:sz w:val="20"/>
+      </w:rPr>
+    </w:lvl>
+  </w:abstractNum>
+  <w:abstractNum w:abstractNumId="10" w15:restartNumberingAfterBreak="0">
+    <w:nsid w:val="5DCB77A8"/>
+    <w:multiLevelType w:val="multilevel"/>
+    <w:tmpl w:val="799A88AC"/>
+    <w:lvl w:ilvl="0">
+      <w:start w:val="1"/>
+      <w:numFmt w:val="bullet"/>
+      <w:lvlText w:val=""/>
+      <w:lvlJc w:val="left"/>
+      <w:pPr>
+        <w:tabs>
+          <w:tab w:val="num" w:pos="720"/>
+        </w:tabs>
+        <w:ind w:left="720" w:hanging="360"/>
+      </w:pPr>
+      <w:rPr>
+        <w:rFonts w:ascii="Symbol" w:hAnsi="Symbol" w:hint="default"/>
+        <w:sz w:val="20"/>
+      </w:rPr>
+    </w:lvl>
+    <w:lvl w:ilvl="1">
+      <w:start w:val="1"/>
+      <w:numFmt w:val="bullet"/>
+      <w:lvlText w:val="o"/>
+      <w:lvlJc w:val="left"/>
+      <w:pPr>
+        <w:tabs>
+          <w:tab w:val="num" w:pos="1440"/>
+        </w:tabs>
+        <w:ind w:left="1440" w:hanging="360"/>
+      </w:pPr>
+      <w:rPr>
+        <w:rFonts w:ascii="Courier New" w:hAnsi="Courier New" w:hint="default"/>
+        <w:sz w:val="20"/>
+      </w:rPr>
+    </w:lvl>
+    <w:lvl w:ilvl="2" w:tentative="1">
+      <w:start w:val="1"/>
+      <w:numFmt w:val="bullet"/>
+      <w:lvlText w:val=""/>
+      <w:lvlJc w:val="left"/>
+      <w:pPr>
+        <w:tabs>
+          <w:tab w:val="num" w:pos="2160"/>
+        </w:tabs>
+        <w:ind w:left="2160" w:hanging="360"/>
+      </w:pPr>
+      <w:rPr>
+        <w:rFonts w:ascii="Wingdings" w:hAnsi="Wingdings" w:hint="default"/>
+        <w:sz w:val="20"/>
+      </w:rPr>
+    </w:lvl>
+    <w:lvl w:ilvl="3" w:tentative="1">
+      <w:start w:val="1"/>
+      <w:numFmt w:val="bullet"/>
+      <w:lvlText w:val=""/>
+      <w:lvlJc w:val="left"/>
+      <w:pPr>
+        <w:tabs>
+          <w:tab w:val="num" w:pos="2880"/>
+        </w:tabs>
+        <w:ind w:left="2880" w:hanging="360"/>
+      </w:pPr>
+      <w:rPr>
+        <w:rFonts w:ascii="Wingdings" w:hAnsi="Wingdings" w:hint="default"/>
+        <w:sz w:val="20"/>
+      </w:rPr>
+    </w:lvl>
+    <w:lvl w:ilvl="4" w:tentative="1">
+      <w:start w:val="1"/>
+      <w:numFmt w:val="bullet"/>
+      <w:lvlText w:val=""/>
+      <w:lvlJc w:val="left"/>
+      <w:pPr>
+        <w:tabs>
+          <w:tab w:val="num" w:pos="3600"/>
+        </w:tabs>
+        <w:ind w:left="3600" w:hanging="360"/>
+      </w:pPr>
+      <w:rPr>
+        <w:rFonts w:ascii="Wingdings" w:hAnsi="Wingdings" w:hint="default"/>
+        <w:sz w:val="20"/>
+      </w:rPr>
+    </w:lvl>
+    <w:lvl w:ilvl="5" w:tentative="1">
+      <w:start w:val="1"/>
+      <w:numFmt w:val="bullet"/>
+      <w:lvlText w:val=""/>
+      <w:lvlJc w:val="left"/>
+      <w:pPr>
+        <w:tabs>
+          <w:tab w:val="num" w:pos="4320"/>
+        </w:tabs>
+        <w:ind w:left="4320" w:hanging="360"/>
+      </w:pPr>
+      <w:rPr>
+        <w:rFonts w:ascii="Wingdings" w:hAnsi="Wingdings" w:hint="default"/>
+        <w:sz w:val="20"/>
+      </w:rPr>
+    </w:lvl>
+    <w:lvl w:ilvl="6" w:tentative="1">
+      <w:start w:val="1"/>
+      <w:numFmt w:val="bullet"/>
+      <w:lvlText w:val=""/>
+      <w:lvlJc w:val="left"/>
+      <w:pPr>
+        <w:tabs>
+          <w:tab w:val="num" w:pos="5040"/>
+        </w:tabs>
+        <w:ind w:left="5040" w:hanging="360"/>
+      </w:pPr>
+      <w:rPr>
+        <w:rFonts w:ascii="Wingdings" w:hAnsi="Wingdings" w:hint="default"/>
+        <w:sz w:val="20"/>
+      </w:rPr>
+    </w:lvl>
+    <w:lvl w:ilvl="7" w:tentative="1">
+      <w:start w:val="1"/>
+      <w:numFmt w:val="bullet"/>
+      <w:lvlText w:val=""/>
+      <w:lvlJc w:val="left"/>
+      <w:pPr>
+        <w:tabs>
+          <w:tab w:val="num" w:pos="5760"/>
+        </w:tabs>
+        <w:ind w:left="5760" w:hanging="360"/>
+      </w:pPr>
+      <w:rPr>
+        <w:rFonts w:ascii="Wingdings" w:hAnsi="Wingdings" w:hint="default"/>
+        <w:sz w:val="20"/>
+      </w:rPr>
+    </w:lvl>
+    <w:lvl w:ilvl="8" w:tentative="1">
+      <w:start w:val="1"/>
+      <w:numFmt w:val="bullet"/>
+      <w:lvlText w:val=""/>
+      <w:lvlJc w:val="left"/>
+      <w:pPr>
+        <w:tabs>
+          <w:tab w:val="num" w:pos="6480"/>
+        </w:tabs>
+        <w:ind w:left="6480" w:hanging="360"/>
+      </w:pPr>
+      <w:rPr>
+        <w:rFonts w:ascii="Wingdings" w:hAnsi="Wingdings" w:hint="default"/>
+        <w:sz w:val="20"/>
+      </w:rPr>
+    </w:lvl>
+  </w:abstractNum>
+  <w:abstractNum w:abstractNumId="11" w15:restartNumberingAfterBreak="0">
+    <w:nsid w:val="611B1200"/>
+    <w:multiLevelType w:val="multilevel"/>
+    <w:tmpl w:val="5B2C0EBC"/>
+    <w:lvl w:ilvl="0">
+      <w:start w:val="1"/>
+      <w:numFmt w:val="bullet"/>
+      <w:lvlText w:val=""/>
+      <w:lvlJc w:val="left"/>
+      <w:pPr>
+        <w:tabs>
+          <w:tab w:val="num" w:pos="720"/>
+        </w:tabs>
+        <w:ind w:left="720" w:hanging="360"/>
+      </w:pPr>
+      <w:rPr>
+        <w:rFonts w:ascii="Symbol" w:hAnsi="Symbol" w:hint="default"/>
+        <w:sz w:val="20"/>
+      </w:rPr>
+    </w:lvl>
+    <w:lvl w:ilvl="1">
+      <w:start w:val="1"/>
+      <w:numFmt w:val="bullet"/>
+      <w:lvlText w:val="o"/>
+      <w:lvlJc w:val="left"/>
+      <w:pPr>
+        <w:tabs>
+          <w:tab w:val="num" w:pos="1440"/>
+        </w:tabs>
+        <w:ind w:left="1440" w:hanging="360"/>
+      </w:pPr>
+      <w:rPr>
+        <w:rFonts w:ascii="Courier New" w:hAnsi="Courier New" w:hint="default"/>
+        <w:sz w:val="20"/>
+      </w:rPr>
+    </w:lvl>
+    <w:lvl w:ilvl="2" w:tentative="1">
+      <w:start w:val="1"/>
+      <w:numFmt w:val="bullet"/>
+      <w:lvlText w:val=""/>
+      <w:lvlJc w:val="left"/>
+      <w:pPr>
+        <w:tabs>
+          <w:tab w:val="num" w:pos="2160"/>
+        </w:tabs>
+        <w:ind w:left="2160" w:hanging="360"/>
+      </w:pPr>
+      <w:rPr>
+        <w:rFonts w:ascii="Wingdings" w:hAnsi="Wingdings" w:hint="default"/>
+        <w:sz w:val="20"/>
+      </w:rPr>
+    </w:lvl>
+    <w:lvl w:ilvl="3" w:tentative="1">
+      <w:start w:val="1"/>
+      <w:numFmt w:val="bullet"/>
+      <w:lvlText w:val=""/>
+      <w:lvlJc w:val="left"/>
+      <w:pPr>
+        <w:tabs>
+          <w:tab w:val="num" w:pos="2880"/>
+        </w:tabs>
+        <w:ind w:left="2880" w:hanging="360"/>
+      </w:pPr>
+      <w:rPr>
+        <w:rFonts w:ascii="Wingdings" w:hAnsi="Wingdings" w:hint="default"/>
+        <w:sz w:val="20"/>
+      </w:rPr>
+    </w:lvl>
+    <w:lvl w:ilvl="4" w:tentative="1">
+      <w:start w:val="1"/>
+      <w:numFmt w:val="bullet"/>
+      <w:lvlText w:val=""/>
+      <w:lvlJc w:val="left"/>
+      <w:pPr>
+        <w:tabs>
+          <w:tab w:val="num" w:pos="3600"/>
+        </w:tabs>
+        <w:ind w:left="3600" w:hanging="360"/>
+      </w:pPr>
+      <w:rPr>
+        <w:rFonts w:ascii="Wingdings" w:hAnsi="Wingdings" w:hint="default"/>
+        <w:sz w:val="20"/>
+      </w:rPr>
+    </w:lvl>
+    <w:lvl w:ilvl="5" w:tentative="1">
+      <w:start w:val="1"/>
+      <w:numFmt w:val="bullet"/>
+      <w:lvlText w:val=""/>
+      <w:lvlJc w:val="left"/>
+      <w:pPr>
+        <w:tabs>
+          <w:tab w:val="num" w:pos="4320"/>
+        </w:tabs>
+        <w:ind w:left="4320" w:hanging="360"/>
+      </w:pPr>
+      <w:rPr>
+        <w:rFonts w:ascii="Wingdings" w:hAnsi="Wingdings" w:hint="default"/>
+        <w:sz w:val="20"/>
+      </w:rPr>
+    </w:lvl>
+    <w:lvl w:ilvl="6" w:tentative="1">
+      <w:start w:val="1"/>
+      <w:numFmt w:val="bullet"/>
+      <w:lvlText w:val=""/>
+      <w:lvlJc w:val="left"/>
+      <w:pPr>
+        <w:tabs>
+          <w:tab w:val="num" w:pos="5040"/>
+        </w:tabs>
+        <w:ind w:left="5040" w:hanging="360"/>
+      </w:pPr>
+      <w:rPr>
+        <w:rFonts w:ascii="Wingdings" w:hAnsi="Wingdings" w:hint="default"/>
+        <w:sz w:val="20"/>
+      </w:rPr>
+    </w:lvl>
+    <w:lvl w:ilvl="7" w:tentative="1">
+      <w:start w:val="1"/>
+      <w:numFmt w:val="bullet"/>
+      <w:lvlText w:val=""/>
+      <w:lvlJc w:val="left"/>
+      <w:pPr>
+        <w:tabs>
+          <w:tab w:val="num" w:pos="5760"/>
+        </w:tabs>
+        <w:ind w:left="5760" w:hanging="360"/>
+      </w:pPr>
+      <w:rPr>
+        <w:rFonts w:ascii="Wingdings" w:hAnsi="Wingdings" w:hint="default"/>
+        <w:sz w:val="20"/>
+      </w:rPr>
+    </w:lvl>
+    <w:lvl w:ilvl="8" w:tentative="1">
+      <w:start w:val="1"/>
+      <w:numFmt w:val="bullet"/>
+      <w:lvlText w:val=""/>
+      <w:lvlJc w:val="left"/>
+      <w:pPr>
+        <w:tabs>
+          <w:tab w:val="num" w:pos="6480"/>
+        </w:tabs>
+        <w:ind w:left="6480" w:hanging="360"/>
+      </w:pPr>
+      <w:rPr>
+        <w:rFonts w:ascii="Wingdings" w:hAnsi="Wingdings" w:hint="default"/>
+        <w:sz w:val="20"/>
+      </w:rPr>
+    </w:lvl>
+  </w:abstractNum>
+  <w:abstractNum w:abstractNumId="12" w15:restartNumberingAfterBreak="0">
+    <w:nsid w:val="646F4951"/>
+    <w:multiLevelType w:val="multilevel"/>
+    <w:tmpl w:val="D3529384"/>
+    <w:lvl w:ilvl="0">
+      <w:start w:val="1"/>
+      <w:numFmt w:val="bullet"/>
+      <w:lvlText w:val=""/>
+      <w:lvlJc w:val="left"/>
+      <w:pPr>
+        <w:tabs>
+          <w:tab w:val="num" w:pos="720"/>
+        </w:tabs>
+        <w:ind w:left="720" w:hanging="360"/>
+      </w:pPr>
+      <w:rPr>
+        <w:rFonts w:ascii="Symbol" w:hAnsi="Symbol" w:hint="default"/>
+        <w:sz w:val="20"/>
+      </w:rPr>
+    </w:lvl>
+    <w:lvl w:ilvl="1" w:tentative="1">
+      <w:start w:val="1"/>
+      <w:numFmt w:val="bullet"/>
+      <w:lvlText w:val="o"/>
+      <w:lvlJc w:val="left"/>
+      <w:pPr>
+        <w:tabs>
+          <w:tab w:val="num" w:pos="1440"/>
+        </w:tabs>
+        <w:ind w:left="1440" w:hanging="360"/>
+      </w:pPr>
+      <w:rPr>
+        <w:rFonts w:ascii="Courier New" w:hAnsi="Courier New" w:hint="default"/>
+        <w:sz w:val="20"/>
+      </w:rPr>
+    </w:lvl>
+    <w:lvl w:ilvl="2" w:tentative="1">
+      <w:start w:val="1"/>
+      <w:numFmt w:val="bullet"/>
+      <w:lvlText w:val=""/>
+      <w:lvlJc w:val="left"/>
+      <w:pPr>
+        <w:tabs>
+          <w:tab w:val="num" w:pos="2160"/>
+        </w:tabs>
+        <w:ind w:left="2160" w:hanging="360"/>
+      </w:pPr>
+      <w:rPr>
+        <w:rFonts w:ascii="Wingdings" w:hAnsi="Wingdings" w:hint="default"/>
+        <w:sz w:val="20"/>
+      </w:rPr>
+    </w:lvl>
+    <w:lvl w:ilvl="3" w:tentative="1">
+      <w:start w:val="1"/>
+      <w:numFmt w:val="bullet"/>
+      <w:lvlText w:val=""/>
+      <w:lvlJc w:val="left"/>
+      <w:pPr>
+        <w:tabs>
+          <w:tab w:val="num" w:pos="2880"/>
+        </w:tabs>
+        <w:ind w:left="2880" w:hanging="360"/>
+      </w:pPr>
+      <w:rPr>
+        <w:rFonts w:ascii="Wingdings" w:hAnsi="Wingdings" w:hint="default"/>
+        <w:sz w:val="20"/>
+      </w:rPr>
+    </w:lvl>
+    <w:lvl w:ilvl="4" w:tentative="1">
+      <w:start w:val="1"/>
+      <w:numFmt w:val="bullet"/>
+      <w:lvlText w:val=""/>
+      <w:lvlJc w:val="left"/>
+      <w:pPr>
+        <w:tabs>
+          <w:tab w:val="num" w:pos="3600"/>
+        </w:tabs>
+        <w:ind w:left="3600" w:hanging="360"/>
+      </w:pPr>
+      <w:rPr>
+        <w:rFonts w:ascii="Wingdings" w:hAnsi="Wingdings" w:hint="default"/>
+        <w:sz w:val="20"/>
+      </w:rPr>
+    </w:lvl>
+    <w:lvl w:ilvl="5" w:tentative="1">
+      <w:start w:val="1"/>
+      <w:numFmt w:val="bullet"/>
+      <w:lvlText w:val=""/>
+      <w:lvlJc w:val="left"/>
+      <w:pPr>
+        <w:tabs>
+          <w:tab w:val="num" w:pos="4320"/>
+        </w:tabs>
+        <w:ind w:left="4320" w:hanging="360"/>
+      </w:pPr>
+      <w:rPr>
+        <w:rFonts w:ascii="Wingdings" w:hAnsi="Wingdings" w:hint="default"/>
+        <w:sz w:val="20"/>
+      </w:rPr>
+    </w:lvl>
+    <w:lvl w:ilvl="6" w:tentative="1">
+      <w:start w:val="1"/>
+      <w:numFmt w:val="bullet"/>
+      <w:lvlText w:val=""/>
+      <w:lvlJc w:val="left"/>
+      <w:pPr>
+        <w:tabs>
+          <w:tab w:val="num" w:pos="5040"/>
+        </w:tabs>
+        <w:ind w:left="5040" w:hanging="360"/>
+      </w:pPr>
+      <w:rPr>
+        <w:rFonts w:ascii="Wingdings" w:hAnsi="Wingdings" w:hint="default"/>
+        <w:sz w:val="20"/>
+      </w:rPr>
+    </w:lvl>
+    <w:lvl w:ilvl="7" w:tentative="1">
+      <w:start w:val="1"/>
+      <w:numFmt w:val="bullet"/>
+      <w:lvlText w:val=""/>
+      <w:lvlJc w:val="left"/>
+      <w:pPr>
+        <w:tabs>
+          <w:tab w:val="num" w:pos="5760"/>
+        </w:tabs>
+        <w:ind w:left="5760" w:hanging="360"/>
+      </w:pPr>
+      <w:rPr>
+        <w:rFonts w:ascii="Wingdings" w:hAnsi="Wingdings" w:hint="default"/>
+        <w:sz w:val="20"/>
+      </w:rPr>
+    </w:lvl>
+    <w:lvl w:ilvl="8" w:tentative="1">
+      <w:start w:val="1"/>
+      <w:numFmt w:val="bullet"/>
+      <w:lvlText w:val=""/>
+      <w:lvlJc w:val="left"/>
+      <w:pPr>
+        <w:tabs>
+          <w:tab w:val="num" w:pos="6480"/>
+        </w:tabs>
+        <w:ind w:left="6480" w:hanging="360"/>
+      </w:pPr>
+      <w:rPr>
+        <w:rFonts w:ascii="Wingdings" w:hAnsi="Wingdings" w:hint="default"/>
+        <w:sz w:val="20"/>
+      </w:rPr>
+    </w:lvl>
+  </w:abstractNum>
+  <w:abstractNum w:abstractNumId="13" w15:restartNumberingAfterBreak="0">
     <w:nsid w:val="6E8F2C2D"/>
     <w:multiLevelType w:val="multilevel"/>
     <w:tmpl w:val="0ACA3F7C"/>
@@ -884,7 +5602,7 @@
       </w:pPr>
     </w:lvl>
   </w:abstractNum>
-  <w:abstractNum w:abstractNumId="3" w15:restartNumberingAfterBreak="0">
+  <w:abstractNum w:abstractNumId="14" w15:restartNumberingAfterBreak="0">
     <w:nsid w:val="720F6FED"/>
     <w:multiLevelType w:val="multilevel"/>
     <w:tmpl w:val="6FA6B34A"/>
@@ -1033,17 +5751,354 @@
       </w:rPr>
     </w:lvl>
   </w:abstractNum>
+  <w:abstractNum w:abstractNumId="15" w15:restartNumberingAfterBreak="0">
+    <w:nsid w:val="74023308"/>
+    <w:multiLevelType w:val="multilevel"/>
+    <w:tmpl w:val="09485D76"/>
+    <w:lvl w:ilvl="0">
+      <w:start w:val="1"/>
+      <w:numFmt w:val="bullet"/>
+      <w:lvlText w:val=""/>
+      <w:lvlJc w:val="left"/>
+      <w:pPr>
+        <w:tabs>
+          <w:tab w:val="num" w:pos="720"/>
+        </w:tabs>
+        <w:ind w:left="720" w:hanging="360"/>
+      </w:pPr>
+      <w:rPr>
+        <w:rFonts w:ascii="Symbol" w:hAnsi="Symbol" w:hint="default"/>
+        <w:sz w:val="20"/>
+      </w:rPr>
+    </w:lvl>
+    <w:lvl w:ilvl="1" w:tentative="1">
+      <w:start w:val="1"/>
+      <w:numFmt w:val="bullet"/>
+      <w:lvlText w:val="o"/>
+      <w:lvlJc w:val="left"/>
+      <w:pPr>
+        <w:tabs>
+          <w:tab w:val="num" w:pos="1440"/>
+        </w:tabs>
+        <w:ind w:left="1440" w:hanging="360"/>
+      </w:pPr>
+      <w:rPr>
+        <w:rFonts w:ascii="Courier New" w:hAnsi="Courier New" w:hint="default"/>
+        <w:sz w:val="20"/>
+      </w:rPr>
+    </w:lvl>
+    <w:lvl w:ilvl="2" w:tentative="1">
+      <w:start w:val="1"/>
+      <w:numFmt w:val="bullet"/>
+      <w:lvlText w:val=""/>
+      <w:lvlJc w:val="left"/>
+      <w:pPr>
+        <w:tabs>
+          <w:tab w:val="num" w:pos="2160"/>
+        </w:tabs>
+        <w:ind w:left="2160" w:hanging="360"/>
+      </w:pPr>
+      <w:rPr>
+        <w:rFonts w:ascii="Wingdings" w:hAnsi="Wingdings" w:hint="default"/>
+        <w:sz w:val="20"/>
+      </w:rPr>
+    </w:lvl>
+    <w:lvl w:ilvl="3" w:tentative="1">
+      <w:start w:val="1"/>
+      <w:numFmt w:val="bullet"/>
+      <w:lvlText w:val=""/>
+      <w:lvlJc w:val="left"/>
+      <w:pPr>
+        <w:tabs>
+          <w:tab w:val="num" w:pos="2880"/>
+        </w:tabs>
+        <w:ind w:left="2880" w:hanging="360"/>
+      </w:pPr>
+      <w:rPr>
+        <w:rFonts w:ascii="Wingdings" w:hAnsi="Wingdings" w:hint="default"/>
+        <w:sz w:val="20"/>
+      </w:rPr>
+    </w:lvl>
+    <w:lvl w:ilvl="4" w:tentative="1">
+      <w:start w:val="1"/>
+      <w:numFmt w:val="bullet"/>
+      <w:lvlText w:val=""/>
+      <w:lvlJc w:val="left"/>
+      <w:pPr>
+        <w:tabs>
+          <w:tab w:val="num" w:pos="3600"/>
+        </w:tabs>
+        <w:ind w:left="3600" w:hanging="360"/>
+      </w:pPr>
+      <w:rPr>
+        <w:rFonts w:ascii="Wingdings" w:hAnsi="Wingdings" w:hint="default"/>
+        <w:sz w:val="20"/>
+      </w:rPr>
+    </w:lvl>
+    <w:lvl w:ilvl="5" w:tentative="1">
+      <w:start w:val="1"/>
+      <w:numFmt w:val="bullet"/>
+      <w:lvlText w:val=""/>
+      <w:lvlJc w:val="left"/>
+      <w:pPr>
+        <w:tabs>
+          <w:tab w:val="num" w:pos="4320"/>
+        </w:tabs>
+        <w:ind w:left="4320" w:hanging="360"/>
+      </w:pPr>
+      <w:rPr>
+        <w:rFonts w:ascii="Wingdings" w:hAnsi="Wingdings" w:hint="default"/>
+        <w:sz w:val="20"/>
+      </w:rPr>
+    </w:lvl>
+    <w:lvl w:ilvl="6" w:tentative="1">
+      <w:start w:val="1"/>
+      <w:numFmt w:val="bullet"/>
+      <w:lvlText w:val=""/>
+      <w:lvlJc w:val="left"/>
+      <w:pPr>
+        <w:tabs>
+          <w:tab w:val="num" w:pos="5040"/>
+        </w:tabs>
+        <w:ind w:left="5040" w:hanging="360"/>
+      </w:pPr>
+      <w:rPr>
+        <w:rFonts w:ascii="Wingdings" w:hAnsi="Wingdings" w:hint="default"/>
+        <w:sz w:val="20"/>
+      </w:rPr>
+    </w:lvl>
+    <w:lvl w:ilvl="7" w:tentative="1">
+      <w:start w:val="1"/>
+      <w:numFmt w:val="bullet"/>
+      <w:lvlText w:val=""/>
+      <w:lvlJc w:val="left"/>
+      <w:pPr>
+        <w:tabs>
+          <w:tab w:val="num" w:pos="5760"/>
+        </w:tabs>
+        <w:ind w:left="5760" w:hanging="360"/>
+      </w:pPr>
+      <w:rPr>
+        <w:rFonts w:ascii="Wingdings" w:hAnsi="Wingdings" w:hint="default"/>
+        <w:sz w:val="20"/>
+      </w:rPr>
+    </w:lvl>
+    <w:lvl w:ilvl="8" w:tentative="1">
+      <w:start w:val="1"/>
+      <w:numFmt w:val="bullet"/>
+      <w:lvlText w:val=""/>
+      <w:lvlJc w:val="left"/>
+      <w:pPr>
+        <w:tabs>
+          <w:tab w:val="num" w:pos="6480"/>
+        </w:tabs>
+        <w:ind w:left="6480" w:hanging="360"/>
+      </w:pPr>
+      <w:rPr>
+        <w:rFonts w:ascii="Wingdings" w:hAnsi="Wingdings" w:hint="default"/>
+        <w:sz w:val="20"/>
+      </w:rPr>
+    </w:lvl>
+  </w:abstractNum>
+  <w:abstractNum w:abstractNumId="16" w15:restartNumberingAfterBreak="0">
+    <w:nsid w:val="78A05D61"/>
+    <w:multiLevelType w:val="multilevel"/>
+    <w:tmpl w:val="56405234"/>
+    <w:lvl w:ilvl="0">
+      <w:start w:val="1"/>
+      <w:numFmt w:val="bullet"/>
+      <w:lvlText w:val=""/>
+      <w:lvlJc w:val="left"/>
+      <w:pPr>
+        <w:tabs>
+          <w:tab w:val="num" w:pos="720"/>
+        </w:tabs>
+        <w:ind w:left="720" w:hanging="360"/>
+      </w:pPr>
+      <w:rPr>
+        <w:rFonts w:ascii="Symbol" w:hAnsi="Symbol" w:hint="default"/>
+        <w:sz w:val="20"/>
+      </w:rPr>
+    </w:lvl>
+    <w:lvl w:ilvl="1" w:tentative="1">
+      <w:start w:val="1"/>
+      <w:numFmt w:val="bullet"/>
+      <w:lvlText w:val="o"/>
+      <w:lvlJc w:val="left"/>
+      <w:pPr>
+        <w:tabs>
+          <w:tab w:val="num" w:pos="1440"/>
+        </w:tabs>
+        <w:ind w:left="1440" w:hanging="360"/>
+      </w:pPr>
+      <w:rPr>
+        <w:rFonts w:ascii="Courier New" w:hAnsi="Courier New" w:hint="default"/>
+        <w:sz w:val="20"/>
+      </w:rPr>
+    </w:lvl>
+    <w:lvl w:ilvl="2" w:tentative="1">
+      <w:start w:val="1"/>
+      <w:numFmt w:val="bullet"/>
+      <w:lvlText w:val=""/>
+      <w:lvlJc w:val="left"/>
+      <w:pPr>
+        <w:tabs>
+          <w:tab w:val="num" w:pos="2160"/>
+        </w:tabs>
+        <w:ind w:left="2160" w:hanging="360"/>
+      </w:pPr>
+      <w:rPr>
+        <w:rFonts w:ascii="Wingdings" w:hAnsi="Wingdings" w:hint="default"/>
+        <w:sz w:val="20"/>
+      </w:rPr>
+    </w:lvl>
+    <w:lvl w:ilvl="3" w:tentative="1">
+      <w:start w:val="1"/>
+      <w:numFmt w:val="bullet"/>
+      <w:lvlText w:val=""/>
+      <w:lvlJc w:val="left"/>
+      <w:pPr>
+        <w:tabs>
+          <w:tab w:val="num" w:pos="2880"/>
+        </w:tabs>
+        <w:ind w:left="2880" w:hanging="360"/>
+      </w:pPr>
+      <w:rPr>
+        <w:rFonts w:ascii="Wingdings" w:hAnsi="Wingdings" w:hint="default"/>
+        <w:sz w:val="20"/>
+      </w:rPr>
+    </w:lvl>
+    <w:lvl w:ilvl="4" w:tentative="1">
+      <w:start w:val="1"/>
+      <w:numFmt w:val="bullet"/>
+      <w:lvlText w:val=""/>
+      <w:lvlJc w:val="left"/>
+      <w:pPr>
+        <w:tabs>
+          <w:tab w:val="num" w:pos="3600"/>
+        </w:tabs>
+        <w:ind w:left="3600" w:hanging="360"/>
+      </w:pPr>
+      <w:rPr>
+        <w:rFonts w:ascii="Wingdings" w:hAnsi="Wingdings" w:hint="default"/>
+        <w:sz w:val="20"/>
+      </w:rPr>
+    </w:lvl>
+    <w:lvl w:ilvl="5" w:tentative="1">
+      <w:start w:val="1"/>
+      <w:numFmt w:val="bullet"/>
+      <w:lvlText w:val=""/>
+      <w:lvlJc w:val="left"/>
+      <w:pPr>
+        <w:tabs>
+          <w:tab w:val="num" w:pos="4320"/>
+        </w:tabs>
+        <w:ind w:left="4320" w:hanging="360"/>
+      </w:pPr>
+      <w:rPr>
+        <w:rFonts w:ascii="Wingdings" w:hAnsi="Wingdings" w:hint="default"/>
+        <w:sz w:val="20"/>
+      </w:rPr>
+    </w:lvl>
+    <w:lvl w:ilvl="6" w:tentative="1">
+      <w:start w:val="1"/>
+      <w:numFmt w:val="bullet"/>
+      <w:lvlText w:val=""/>
+      <w:lvlJc w:val="left"/>
+      <w:pPr>
+        <w:tabs>
+          <w:tab w:val="num" w:pos="5040"/>
+        </w:tabs>
+        <w:ind w:left="5040" w:hanging="360"/>
+      </w:pPr>
+      <w:rPr>
+        <w:rFonts w:ascii="Wingdings" w:hAnsi="Wingdings" w:hint="default"/>
+        <w:sz w:val="20"/>
+      </w:rPr>
+    </w:lvl>
+    <w:lvl w:ilvl="7" w:tentative="1">
+      <w:start w:val="1"/>
+      <w:numFmt w:val="bullet"/>
+      <w:lvlText w:val=""/>
+      <w:lvlJc w:val="left"/>
+      <w:pPr>
+        <w:tabs>
+          <w:tab w:val="num" w:pos="5760"/>
+        </w:tabs>
+        <w:ind w:left="5760" w:hanging="360"/>
+      </w:pPr>
+      <w:rPr>
+        <w:rFonts w:ascii="Wingdings" w:hAnsi="Wingdings" w:hint="default"/>
+        <w:sz w:val="20"/>
+      </w:rPr>
+    </w:lvl>
+    <w:lvl w:ilvl="8" w:tentative="1">
+      <w:start w:val="1"/>
+      <w:numFmt w:val="bullet"/>
+      <w:lvlText w:val=""/>
+      <w:lvlJc w:val="left"/>
+      <w:pPr>
+        <w:tabs>
+          <w:tab w:val="num" w:pos="6480"/>
+        </w:tabs>
+        <w:ind w:left="6480" w:hanging="360"/>
+      </w:pPr>
+      <w:rPr>
+        <w:rFonts w:ascii="Wingdings" w:hAnsi="Wingdings" w:hint="default"/>
+        <w:sz w:val="20"/>
+      </w:rPr>
+    </w:lvl>
+  </w:abstractNum>
   <w:num w:numId="1" w16cid:durableId="1648313257">
+    <w:abstractNumId w:val="2"/>
+  </w:num>
+  <w:num w:numId="2" w16cid:durableId="1266040177">
+    <w:abstractNumId w:val="14"/>
+  </w:num>
+  <w:num w:numId="3" w16cid:durableId="1990132748">
+    <w:abstractNumId w:val="8"/>
+  </w:num>
+  <w:num w:numId="4" w16cid:durableId="1810593088">
+    <w:abstractNumId w:val="13"/>
+  </w:num>
+  <w:num w:numId="5" w16cid:durableId="289480931">
+    <w:abstractNumId w:val="5"/>
+  </w:num>
+  <w:num w:numId="6" w16cid:durableId="1664505111">
+    <w:abstractNumId w:val="10"/>
+  </w:num>
+  <w:num w:numId="7" w16cid:durableId="1615675350">
+    <w:abstractNumId w:val="3"/>
+  </w:num>
+  <w:num w:numId="8" w16cid:durableId="384722546">
+    <w:abstractNumId w:val="9"/>
+  </w:num>
+  <w:num w:numId="9" w16cid:durableId="1909610664">
     <w:abstractNumId w:val="0"/>
   </w:num>
-  <w:num w:numId="2" w16cid:durableId="1266040177">
-    <w:abstractNumId w:val="3"/>
+  <w:num w:numId="10" w16cid:durableId="1136220480">
+    <w:abstractNumId w:val="11"/>
   </w:num>
-  <w:num w:numId="3" w16cid:durableId="1990132748">
+  <w:num w:numId="11" w16cid:durableId="56170436">
+    <w:abstractNumId w:val="6"/>
+  </w:num>
+  <w:num w:numId="12" w16cid:durableId="311101155">
+    <w:abstractNumId w:val="7"/>
+  </w:num>
+  <w:num w:numId="13" w16cid:durableId="2032992332">
+    <w:abstractNumId w:val="16"/>
+  </w:num>
+  <w:num w:numId="14" w16cid:durableId="83766398">
     <w:abstractNumId w:val="1"/>
   </w:num>
-  <w:num w:numId="4" w16cid:durableId="1810593088">
-    <w:abstractNumId w:val="2"/>
+  <w:num w:numId="15" w16cid:durableId="1409883076">
+    <w:abstractNumId w:val="4"/>
+  </w:num>
+  <w:num w:numId="16" w16cid:durableId="1291746892">
+    <w:abstractNumId w:val="12"/>
+  </w:num>
+  <w:num w:numId="17" w16cid:durableId="176502355">
+    <w:abstractNumId w:val="15"/>
   </w:num>
 </w:numbering>
 </file>
